--- a/luaran/laporan_akhir/figure/Laporan Akhir Penelitian Malaria copy.docx
+++ b/luaran/laporan_akhir/figure/Laporan Akhir Penelitian Malaria copy.docx
@@ -305,9 +305,9 @@
           <w:noProof/>
         </w:rPr>
         <w:drawing>
-          <wp:inline distT="0" distB="0" distL="0" distR="0" wp14:anchorId="20FDA793" wp14:editId="627CEA51">
-            <wp:extent cx="5527864" cy="2812212"/>
-            <wp:effectExtent l="0" t="0" r="0" b="0"/>
+          <wp:inline distT="0" distB="0" distL="0" distR="0" wp14:anchorId="20FDA793" wp14:editId="2C0BF442">
+            <wp:extent cx="5259186" cy="2548696"/>
+            <wp:effectExtent l="0" t="0" r="0" b="4445"/>
             <wp:docPr id="670488254" name="Graphic 2"/>
             <wp:cNvGraphicFramePr>
               <a:graphicFrameLocks xmlns:a="http://schemas.openxmlformats.org/drawingml/2006/main" noChangeAspect="1"/>
@@ -327,13 +327,13 @@
                         </a:ext>
                       </a:extLst>
                     </a:blip>
-                    <a:srcRect l="2710" t="7457" r="17981" b="5639"/>
+                    <a:srcRect l="4696" t="11396" r="19822" b="9814"/>
                     <a:stretch/>
                   </pic:blipFill>
                   <pic:spPr bwMode="auto">
                     <a:xfrm>
                       <a:off x="0" y="0"/>
-                      <a:ext cx="5541972" cy="2819389"/>
+                      <a:ext cx="5274507" cy="2556121"/>
                     </a:xfrm>
                     <a:prstGeom prst="rect">
                       <a:avLst/>
@@ -358,13 +358,6 @@
       <w:pPr>
         <w:pStyle w:val="Caption"/>
         <w:jc w:val="center"/>
-        <w:rPr>
-          <w:rFonts w:ascii="Times New Roman" w:hAnsi="Times New Roman" w:cs="Times New Roman"/>
-          <w:noProof/>
-          <w:sz w:val="20"/>
-          <w:szCs w:val="20"/>
-          <w:lang w:val="id-ID"/>
-        </w:rPr>
       </w:pPr>
       <w:r>
         <w:t xml:space="preserve">Gambar </w:t>
@@ -379,6 +372,247 @@
       </w:fldSimple>
       <w:r>
         <w:t xml:space="preserve"> Diagram Metodologi Keseluruhan untuk Deteksi dan Klasifikasi Malaria</w:t>
+      </w:r>
+    </w:p>
+    <w:p>
+      <w:pPr>
+        <w:rPr>
+          <w:rFonts w:ascii="Times New Roman" w:hAnsi="Times New Roman" w:cs="Times New Roman"/>
+          <w:sz w:val="20"/>
+          <w:szCs w:val="20"/>
+        </w:rPr>
+      </w:pPr>
+      <w:r>
+        <w:rPr>
+          <w:rFonts w:ascii="Times New Roman" w:hAnsi="Times New Roman" w:cs="Times New Roman"/>
+          <w:sz w:val="20"/>
+          <w:szCs w:val="20"/>
+        </w:rPr>
+        <w:t>Gambar menunjukkan arsitektur sistem dengan pendekatan Shared Classification yang terdiri dari empat tahapan utama. Tahap pertama adalah pelatihan deteksi dimana tiga model YOLO yaitu YOLOv10, YOLOv11, dan YOLOv12 varian Medium dilatih secara independen pada masing-masing dataset dengan konfigurasi augmentasi konservatif yang aman untuk citra medis meliputi rotasi terbatas 15 derajat dan tanpa pembalikan vertikal untuk menjaga orientasi parasit. Tahap kedua adalah ekstraksi crop dari ground truth dimana citra berukuran 224 kali 224 piksel diekstraksi sekali dari anotasi asli dan dibagi menjadi set pelatihan 60 persen, validasi 20 persen, dan pengujian 20 persen, kemudian digunakan bersama oleh semua model deteksi sehingga menghemat sekitar 70 persen kebutuhan penyimpanan. Tahap ketiga adalah pelatihan klasifikasi dimana enam model CNN yaitu DenseNet121, EfficientNet-B0, EfficientNet-B1, EfficientNet-B2, ResNet50, dan ResNet101 dilatih sekali menggunakan Focal Loss untuk menangani ketidakseimbangan kelas ekstrem, menghemat sekitar 60 persen waktu pelatihan dibanding pendekatan konvensional yang melatih model klasifikasi terpisah per model deteksi. Tahap keempat adalah analisis komprehensif dimana evaluasi performa dilakukan terpisah untuk deteksi menggunakan metrik mAP@50, precision, dan recall serta untuk klasifikasi menggunakan metrik accuracy, balanced accuracy, dan F1-score per kelas</w:t>
+      </w:r>
+      <w:r>
+        <w:rPr>
+          <w:rFonts w:ascii="Times New Roman" w:hAnsi="Times New Roman" w:cs="Times New Roman"/>
+          <w:sz w:val="20"/>
+          <w:szCs w:val="20"/>
+        </w:rPr>
+        <w:t>.</w:t>
+      </w:r>
+    </w:p>
+    <w:p>
+      <w:pPr>
+        <w:rPr>
+          <w:rFonts w:ascii="Times New Roman" w:hAnsi="Times New Roman" w:cs="Times New Roman"/>
+          <w:sz w:val="20"/>
+          <w:szCs w:val="20"/>
+        </w:rPr>
+      </w:pPr>
+      <w:r>
+        <w:rPr>
+          <w:rFonts w:ascii="Times New Roman" w:hAnsi="Times New Roman" w:cs="Times New Roman"/>
+          <w:sz w:val="20"/>
+          <w:szCs w:val="20"/>
+        </w:rPr>
+        <w:t>Gambar menampilkan 14 jenis augmentasi yang diterapkan pada empat tahapan siklus hidup parasit malaria yaitu Gametocyte, Ring, Schizont, dan Trophozoite. Augmentasi meliputi transformasi geometris berupa rotasi 90, 180, dan 270 derajat serta pencerminan horizontal dan vertikal, ditambah transformasi fotometrik meliputi penyesuaian kecerahan, kontras, saturasi, dan ketajaman. Transformasi geometris dipilih karena orientasi parasit dalam sel darah merah bersifat acak dan tidak memiliki makna diagnostik, sedangkan transformasi fotometrik mensimulasikan variasi kondisi pewarnaan Giemsa yang umum terjadi antar laboratorium dengan protokol berbeda. Strategi augmentasi ini sangat penting mengingat keterbatasan jumlah dataset yang hanya berkisar 209 hingga 813 citra per dataset, sehingga kombinasi augmentasi menghasilkan perkalian efektif sekitar 4 kali untuk data pelatihan deteksi dan 3,5 kali untuk klasifikasi</w:t>
+      </w:r>
+      <w:r>
+        <w:rPr>
+          <w:rFonts w:ascii="Times New Roman" w:hAnsi="Times New Roman" w:cs="Times New Roman"/>
+          <w:sz w:val="20"/>
+          <w:szCs w:val="20"/>
+        </w:rPr>
+        <w:t>.</w:t>
+      </w:r>
+    </w:p>
+    <w:tbl>
+      <w:tblPr>
+        <w:tblStyle w:val="TableGrid"/>
+        <w:tblW w:w="0" w:type="auto"/>
+        <w:tblCellMar>
+          <w:left w:w="57" w:type="dxa"/>
+          <w:right w:w="57" w:type="dxa"/>
+        </w:tblCellMar>
+        <w:tblLook w:val="04A0" w:firstRow="1" w:lastRow="0" w:firstColumn="1" w:lastColumn="0" w:noHBand="0" w:noVBand="1"/>
+      </w:tblPr>
+      <w:tblGrid>
+        <w:gridCol w:w="4505"/>
+        <w:gridCol w:w="4512"/>
+      </w:tblGrid>
+      <w:tr>
+        <w:trPr>
+          <w:trHeight w:val="113"/>
+        </w:trPr>
+        <w:tc>
+          <w:tcPr>
+            <w:tcW w:w="134" w:type="dxa"/>
+          </w:tcPr>
+          <w:p>
+            <w:pPr>
+              <w:rPr>
+                <w:rFonts w:ascii="Times New Roman" w:hAnsi="Times New Roman" w:cs="Times New Roman"/>
+                <w:sz w:val="20"/>
+                <w:szCs w:val="20"/>
+              </w:rPr>
+            </w:pPr>
+            <w:r>
+              <w:rPr>
+                <w:rFonts w:ascii="Times New Roman" w:hAnsi="Times New Roman" w:cs="Times New Roman"/>
+                <w:noProof/>
+                <w:sz w:val="20"/>
+                <w:szCs w:val="20"/>
+              </w:rPr>
+              <w:lastRenderedPageBreak/>
+              <w:drawing>
+                <wp:inline distT="0" distB="0" distL="0" distR="0" wp14:anchorId="3B4ADE41" wp14:editId="7DDCFBE1">
+                  <wp:extent cx="3413630" cy="3960000"/>
+                  <wp:effectExtent l="0" t="0" r="3175" b="2540"/>
+                  <wp:docPr id="1797077590" name="Picture 2"/>
+                  <wp:cNvGraphicFramePr>
+                    <a:graphicFrameLocks xmlns:a="http://schemas.openxmlformats.org/drawingml/2006/main" noChangeAspect="1"/>
+                  </wp:cNvGraphicFramePr>
+                  <a:graphic xmlns:a="http://schemas.openxmlformats.org/drawingml/2006/main">
+                    <a:graphicData uri="http://schemas.openxmlformats.org/drawingml/2006/picture">
+                      <pic:pic xmlns:pic="http://schemas.openxmlformats.org/drawingml/2006/picture">
+                        <pic:nvPicPr>
+                          <pic:cNvPr id="1797077590" name="Picture 1797077590"/>
+                          <pic:cNvPicPr/>
+                        </pic:nvPicPr>
+                        <pic:blipFill rotWithShape="1">
+                          <a:blip r:embed="rId8" cstate="print">
+                            <a:extLst>
+                              <a:ext uri="{28A0092B-C50C-407E-A947-70E740481C1C}">
+                                <a14:useLocalDpi xmlns:a14="http://schemas.microsoft.com/office/drawing/2010/main" val="0"/>
+                              </a:ext>
+                            </a:extLst>
+                          </a:blip>
+                          <a:srcRect t="10113"/>
+                          <a:stretch/>
+                        </pic:blipFill>
+                        <pic:spPr bwMode="auto">
+                          <a:xfrm>
+                            <a:off x="0" y="0"/>
+                            <a:ext cx="3413630" cy="3960000"/>
+                          </a:xfrm>
+                          <a:prstGeom prst="rect">
+                            <a:avLst/>
+                          </a:prstGeom>
+                          <a:ln>
+                            <a:noFill/>
+                          </a:ln>
+                          <a:extLst>
+                            <a:ext uri="{53640926-AAD7-44D8-BBD7-CCE9431645EC}">
+                              <a14:shadowObscured xmlns:a14="http://schemas.microsoft.com/office/drawing/2010/main"/>
+                            </a:ext>
+                          </a:extLst>
+                        </pic:spPr>
+                      </pic:pic>
+                    </a:graphicData>
+                  </a:graphic>
+                </wp:inline>
+              </w:drawing>
+            </w:r>
+          </w:p>
+        </w:tc>
+        <w:tc>
+          <w:tcPr>
+            <w:tcW w:w="134" w:type="dxa"/>
+          </w:tcPr>
+          <w:p>
+            <w:pPr>
+              <w:keepNext/>
+              <w:rPr>
+                <w:rFonts w:ascii="Times New Roman" w:hAnsi="Times New Roman" w:cs="Times New Roman"/>
+                <w:sz w:val="20"/>
+                <w:szCs w:val="20"/>
+              </w:rPr>
+            </w:pPr>
+            <w:r>
+              <w:rPr>
+                <w:rFonts w:ascii="Times New Roman" w:hAnsi="Times New Roman" w:cs="Times New Roman"/>
+                <w:noProof/>
+                <w:sz w:val="20"/>
+                <w:szCs w:val="20"/>
+              </w:rPr>
+              <w:drawing>
+                <wp:inline distT="0" distB="0" distL="0" distR="0" wp14:anchorId="69721B3C" wp14:editId="08B75FA5">
+                  <wp:extent cx="3422188" cy="3960000"/>
+                  <wp:effectExtent l="0" t="0" r="0" b="2540"/>
+                  <wp:docPr id="414243480" name="Picture 1"/>
+                  <wp:cNvGraphicFramePr>
+                    <a:graphicFrameLocks xmlns:a="http://schemas.openxmlformats.org/drawingml/2006/main" noChangeAspect="1"/>
+                  </wp:cNvGraphicFramePr>
+                  <a:graphic xmlns:a="http://schemas.openxmlformats.org/drawingml/2006/main">
+                    <a:graphicData uri="http://schemas.openxmlformats.org/drawingml/2006/picture">
+                      <pic:pic xmlns:pic="http://schemas.openxmlformats.org/drawingml/2006/picture">
+                        <pic:nvPicPr>
+                          <pic:cNvPr id="414243480" name="Picture 414243480"/>
+                          <pic:cNvPicPr/>
+                        </pic:nvPicPr>
+                        <pic:blipFill rotWithShape="1">
+                          <a:blip r:embed="rId9" cstate="print">
+                            <a:extLst>
+                              <a:ext uri="{28A0092B-C50C-407E-A947-70E740481C1C}">
+                                <a14:useLocalDpi xmlns:a14="http://schemas.microsoft.com/office/drawing/2010/main" val="0"/>
+                              </a:ext>
+                            </a:extLst>
+                          </a:blip>
+                          <a:srcRect t="10338"/>
+                          <a:stretch/>
+                        </pic:blipFill>
+                        <pic:spPr bwMode="auto">
+                          <a:xfrm>
+                            <a:off x="0" y="0"/>
+                            <a:ext cx="3422188" cy="3960000"/>
+                          </a:xfrm>
+                          <a:prstGeom prst="rect">
+                            <a:avLst/>
+                          </a:prstGeom>
+                          <a:ln>
+                            <a:noFill/>
+                          </a:ln>
+                          <a:extLst>
+                            <a:ext uri="{53640926-AAD7-44D8-BBD7-CCE9431645EC}">
+                              <a14:shadowObscured xmlns:a14="http://schemas.microsoft.com/office/drawing/2010/main"/>
+                            </a:ext>
+                          </a:extLst>
+                        </pic:spPr>
+                      </pic:pic>
+                    </a:graphicData>
+                  </a:graphic>
+                </wp:inline>
+              </w:drawing>
+            </w:r>
+          </w:p>
+        </w:tc>
+      </w:tr>
+    </w:tbl>
+    <w:p>
+      <w:pPr>
+        <w:pStyle w:val="Caption"/>
+        <w:spacing w:before="120" w:after="120"/>
+        <w:jc w:val="center"/>
+        <w:rPr>
+          <w:rFonts w:ascii="Times New Roman" w:hAnsi="Times New Roman" w:cs="Times New Roman"/>
+          <w:sz w:val="20"/>
+          <w:szCs w:val="20"/>
+        </w:rPr>
+      </w:pPr>
+      <w:r>
+        <w:t xml:space="preserve">Gambar </w:t>
+      </w:r>
+      <w:fldSimple w:instr=" SEQ Gambar \* ARABIC ">
+        <w:r>
+          <w:rPr>
+            <w:noProof/>
+          </w:rPr>
+          <w:t>2</w:t>
+        </w:r>
+      </w:fldSimple>
+      <w:r>
+        <w:t xml:space="preserve"> </w:t>
+      </w:r>
+      <w:r>
+        <w:t>Contoh Augmentasi Data pada Sel Terinfeksi</w:t>
       </w:r>
     </w:p>
     <w:p>
@@ -4035,7 +4269,6 @@
           <w:szCs w:val="20"/>
           <w:lang w:val="id-ID"/>
         </w:rPr>
-        <w:lastRenderedPageBreak/>
         <w:t>Pada dataset MP-IDB Species [2], YOLOv11 kembali superior dengan mAP@50: 96,56% dan recall 95,29%, sementara YOLOv12 mencapai presisi tertinggi 94,38%. Pada dataset MP-IDB Stages yang paling menantang (ketidakseimbangan ekstrem), YOLOv12 unggul signifikan dengan mAP@50: 95,62% dan presisi 92,16%, mengindikasikan handling kelas minoritas lebih baik [12]. Pada dataset MD-2019 Stages [3] (terbesar, multi-patient), YOLOv12 mencapai mAP@50: 93,46% dan mAP@50-95 tertinggi 77,54%, menunjukkan robustness superior pada variasi morfologi tinggi. Kolom "Best Epoch" menunjukkan variasi konvergensi model: dataset sederhana (IML) konvergen cepat (epoch 18-47), sementara dataset kompleks (MP-IDB Stages, Species) memerlukan training lebih panjang (epoch 67-96).</w:t>
       </w:r>
     </w:p>
@@ -4058,6 +4291,7 @@
           <w:szCs w:val="20"/>
           <w:lang w:val="id-ID"/>
         </w:rPr>
+        <w:lastRenderedPageBreak/>
         <w:t>Gambar menunjukkan deteksi sempurna pada 6 parasit dengan bounding box, label kelas, dan confidence score rata-rata 77.1%. Model YOLOv11 mampu mendeteksi berbagai tahapan parasit [13] (Ring, Trophozoite, Schizont) dengan presisi tinggi tanpa false positive maupun false negative.</w:t>
       </w:r>
     </w:p>
@@ -4161,7 +4395,7 @@
                           <pic:cNvPicPr/>
                         </pic:nvPicPr>
                         <pic:blipFill>
-                          <a:blip r:embed="rId8" cstate="print">
+                          <a:blip r:embed="rId10" cstate="print">
                             <a:extLst>
                               <a:ext uri="{28A0092B-C50C-407E-A947-70E740481C1C}">
                                 <a14:useLocalDpi xmlns:a14="http://schemas.microsoft.com/office/drawing/2010/main" val="0"/>
@@ -4229,7 +4463,7 @@
                           <pic:cNvPicPr/>
                         </pic:nvPicPr>
                         <pic:blipFill>
-                          <a:blip r:embed="rId9" cstate="print">
+                          <a:blip r:embed="rId11" cstate="print">
                             <a:extLst>
                               <a:ext uri="{28A0092B-C50C-407E-A947-70E740481C1C}">
                                 <a14:useLocalDpi xmlns:a14="http://schemas.microsoft.com/office/drawing/2010/main" val="0"/>
@@ -4279,7 +4513,7 @@
           <w:rPr>
             <w:noProof/>
           </w:rPr>
-          <w:t>2</w:t>
+          <w:t>3</w:t>
         </w:r>
       </w:fldSimple>
       <w:r>
@@ -4368,18 +4602,7 @@
           <w:szCs w:val="20"/>
           <w:lang w:val="id-ID"/>
         </w:rPr>
-        <w:t xml:space="preserve">Pada MP-IDB Stages (209 citra, 4 tahapan), model terbaik adalah YOLOv12 dengan mAP@50 sebesar 95,62% dan presisi tertinggi 92,16%, dimana tantangan utama adalah ukuran dataset terkecil dengan hanya 250 sampel </w:t>
-      </w:r>
-      <w:r>
-        <w:rPr>
-          <w:rFonts w:ascii="Times New Roman" w:hAnsi="Times New Roman" w:cs="Times New Roman"/>
-          <w:noProof/>
-          <w:sz w:val="20"/>
-          <w:szCs w:val="20"/>
-          <w:lang w:val="id-ID"/>
-        </w:rPr>
-        <w:lastRenderedPageBreak/>
-        <w:t>latih yang dikombinasikan dengan ketidakseimbangan kelas ekstrem [23] sehingga memerlukan augmentasi agresif [24]. Pada MD-2019 Stages [3] yang merupakan dataset terbesar (813 citra, 3 tahapan, sampel multi-pasien), model terbaik adalah YOLOv12 dengan mAP@50 sebesar 93,46% dan presisi 87,82%, dimana tantangan utama adalah variasi pewarnaan Giemsa yang tidak konsisten antar batch [25], perbedaan kondisi pencitraan antar slide, dan heterogenitas morfologi parasit dari multiple patients yang menciptakan intra-class variation tinggi dan memerlukan model dengan kapasitas generalisasi lebih kuat.</w:t>
+        <w:t>Pada MP-IDB Stages (209 citra, 4 tahapan), model terbaik adalah YOLOv12 dengan mAP@50 sebesar 95,62% dan presisi tertinggi 92,16%, dimana tantangan utama adalah ukuran dataset terkecil dengan hanya 250 sampel latih yang dikombinasikan dengan ketidakseimbangan kelas ekstrem [23] sehingga memerlukan augmentasi agresif [24]. Pada MD-2019 Stages [3] yang merupakan dataset terbesar (813 citra, 3 tahapan, sampel multi-pasien), model terbaik adalah YOLOv12 dengan mAP@50 sebesar 93,46% dan presisi 87,82%, dimana tantangan utama adalah variasi pewarnaan Giemsa yang tidak konsisten antar batch [25], perbedaan kondisi pencitraan antar slide, dan heterogenitas morfologi parasit dari multiple patients yang menciptakan intra-class variation tinggi dan memerlukan model dengan kapasitas generalisasi lebih kuat.</w:t>
       </w:r>
     </w:p>
     <w:p>
@@ -4395,6 +4618,7 @@
           <w:noProof/>
           <w:lang w:val="id-ID"/>
         </w:rPr>
+        <w:lastRenderedPageBreak/>
         <w:t>C.2 Hasil Klasifikasi Spesies dan Tahapan</w:t>
       </w:r>
     </w:p>
@@ -8481,6 +8705,17 @@
           <w:lang w:val="id-ID"/>
         </w:rPr>
         <w:instrText xml:space="preserve"> REF _Ref216514444 \h </w:instrText>
+      </w:r>
+      <w:r>
+        <w:rPr>
+          <w:rFonts w:ascii="Times New Roman" w:hAnsi="Times New Roman" w:cs="Times New Roman"/>
+          <w:b/>
+          <w:bCs/>
+          <w:noProof/>
+          <w:sz w:val="20"/>
+          <w:szCs w:val="20"/>
+          <w:lang w:val="id-ID"/>
+        </w:rPr>
       </w:r>
       <w:r>
         <w:rPr>
@@ -12530,6 +12765,17 @@
           <w:szCs w:val="20"/>
           <w:lang w:val="id-ID"/>
         </w:rPr>
+      </w:r>
+      <w:r>
+        <w:rPr>
+          <w:rFonts w:ascii="Times New Roman" w:hAnsi="Times New Roman" w:cs="Times New Roman"/>
+          <w:b/>
+          <w:bCs/>
+          <w:noProof/>
+          <w:sz w:val="20"/>
+          <w:szCs w:val="20"/>
+          <w:lang w:val="id-ID"/>
+        </w:rPr>
         <w:fldChar w:fldCharType="separate"/>
       </w:r>
       <w:r>
@@ -12573,18 +12819,7 @@
           <w:szCs w:val="20"/>
           <w:lang w:val="id-ID"/>
         </w:rPr>
-        <w:t xml:space="preserve"> Dataset ini menampilkan tantangan terbesar dengan ketidakseimbangan ekstrem [23] (rasio 54:1 Ring vs Gametocyte). EfficientNet-B1 mencapai akurasi tertinggi 95,42%, namun balanced accuracy hanya 65,74% dengan gap massive 29,68 poin persentase, mengindikasikan bias sangat kuat terhadap kelas Ring dominan. ResNet101 memberikan balanced accuracy terbaik 76,99% meskipun akurasi standar 95,07%, menunjukkan handling kelas minoritas lebih baik berkat depth network [28] dan capacity lebih besar untuk mempelajari representasi kelas langka. Gap antara akurasi dan </w:t>
-      </w:r>
-      <w:r>
-        <w:rPr>
-          <w:rFonts w:ascii="Times New Roman" w:hAnsi="Times New Roman" w:cs="Times New Roman"/>
-          <w:noProof/>
-          <w:sz w:val="20"/>
-          <w:szCs w:val="20"/>
-          <w:lang w:val="id-ID"/>
-        </w:rPr>
-        <w:lastRenderedPageBreak/>
-        <w:t>balanced accuracy pada semua model (23,19-29,68 poin persentase) mengonfirmasi tantangan fundamental klasifikasi pada ketidakseimbangan ekstrem [29].</w:t>
+        <w:t xml:space="preserve"> Dataset ini menampilkan tantangan terbesar dengan ketidakseimbangan ekstrem [23] (rasio 54:1 Ring vs Gametocyte). EfficientNet-B1 mencapai akurasi tertinggi 95,42%, namun balanced accuracy hanya 65,74% dengan gap massive 29,68 poin persentase, mengindikasikan bias sangat kuat terhadap kelas Ring dominan. ResNet101 memberikan balanced accuracy terbaik 76,99% meskipun akurasi standar 95,07%, menunjukkan handling kelas minoritas lebih baik berkat depth network [28] dan capacity lebih besar untuk mempelajari representasi kelas langka. Gap antara akurasi dan balanced accuracy pada semua model (23,19-29,68 poin persentase) mengonfirmasi tantangan fundamental klasifikasi pada ketidakseimbangan ekstrem [29].</w:t>
       </w:r>
     </w:p>
     <w:p>
@@ -20024,7 +20259,7 @@
                           <pic:cNvPicPr/>
                         </pic:nvPicPr>
                         <pic:blipFill>
-                          <a:blip r:embed="rId10" cstate="print">
+                          <a:blip r:embed="rId12" cstate="print">
                             <a:extLst>
                               <a:ext uri="{28A0092B-C50C-407E-A947-70E740481C1C}">
                                 <a14:useLocalDpi xmlns:a14="http://schemas.microsoft.com/office/drawing/2010/main" val="0"/>
@@ -20090,7 +20325,7 @@
                           <pic:cNvPicPr/>
                         </pic:nvPicPr>
                         <pic:blipFill>
-                          <a:blip r:embed="rId11" cstate="print">
+                          <a:blip r:embed="rId13" cstate="print">
                             <a:extLst>
                               <a:ext uri="{28A0092B-C50C-407E-A947-70E740481C1C}">
                                 <a14:useLocalDpi xmlns:a14="http://schemas.microsoft.com/office/drawing/2010/main" val="0"/>
@@ -20156,7 +20391,7 @@
                           <pic:cNvPicPr/>
                         </pic:nvPicPr>
                         <pic:blipFill>
-                          <a:blip r:embed="rId12" cstate="print">
+                          <a:blip r:embed="rId14" cstate="print">
                             <a:extLst>
                               <a:ext uri="{28A0092B-C50C-407E-A947-70E740481C1C}">
                                 <a14:useLocalDpi xmlns:a14="http://schemas.microsoft.com/office/drawing/2010/main" val="0"/>
@@ -20222,7 +20457,7 @@
                           <pic:cNvPicPr/>
                         </pic:nvPicPr>
                         <pic:blipFill>
-                          <a:blip r:embed="rId13" cstate="print">
+                          <a:blip r:embed="rId15" cstate="print">
                             <a:extLst>
                               <a:ext uri="{28A0092B-C50C-407E-A947-70E740481C1C}">
                                 <a14:useLocalDpi xmlns:a14="http://schemas.microsoft.com/office/drawing/2010/main" val="0"/>
@@ -20293,7 +20528,7 @@
                           <pic:cNvPicPr/>
                         </pic:nvPicPr>
                         <pic:blipFill>
-                          <a:blip r:embed="rId14" cstate="print">
+                          <a:blip r:embed="rId16" cstate="print">
                             <a:extLst>
                               <a:ext uri="{28A0092B-C50C-407E-A947-70E740481C1C}">
                                 <a14:useLocalDpi xmlns:a14="http://schemas.microsoft.com/office/drawing/2010/main" val="0"/>
@@ -20359,7 +20594,7 @@
                           <pic:cNvPicPr/>
                         </pic:nvPicPr>
                         <pic:blipFill>
-                          <a:blip r:embed="rId15" cstate="print">
+                          <a:blip r:embed="rId17" cstate="print">
                             <a:extLst>
                               <a:ext uri="{28A0092B-C50C-407E-A947-70E740481C1C}">
                                 <a14:useLocalDpi xmlns:a14="http://schemas.microsoft.com/office/drawing/2010/main" val="0"/>
@@ -20425,7 +20660,7 @@
                           <pic:cNvPicPr/>
                         </pic:nvPicPr>
                         <pic:blipFill>
-                          <a:blip r:embed="rId16" cstate="print">
+                          <a:blip r:embed="rId18" cstate="print">
                             <a:extLst>
                               <a:ext uri="{28A0092B-C50C-407E-A947-70E740481C1C}">
                                 <a14:useLocalDpi xmlns:a14="http://schemas.microsoft.com/office/drawing/2010/main" val="0"/>
@@ -20492,7 +20727,7 @@
                           <pic:cNvPicPr/>
                         </pic:nvPicPr>
                         <pic:blipFill>
-                          <a:blip r:embed="rId17" cstate="print">
+                          <a:blip r:embed="rId19" cstate="print">
                             <a:extLst>
                               <a:ext uri="{28A0092B-C50C-407E-A947-70E740481C1C}">
                                 <a14:useLocalDpi xmlns:a14="http://schemas.microsoft.com/office/drawing/2010/main" val="0"/>
@@ -20535,7 +20770,7 @@
           <w:rPr>
             <w:noProof/>
           </w:rPr>
-          <w:t>3</w:t>
+          <w:t>4</w:t>
         </w:r>
       </w:fldSimple>
       <w:r>
@@ -20564,7 +20799,6 @@
           <w:szCs w:val="20"/>
           <w:lang w:val="id-ID"/>
         </w:rPr>
-        <w:lastRenderedPageBreak/>
         <w:t>Confusion matrices menampilkan performa 2 model terbaik per dataset berdasarkan balanced accuracy, memberikan pandangan komprehensif tentang pola klasifikasi dan kesalahan sistematis pada berbagai karakteristik dataset.</w:t>
       </w:r>
     </w:p>
@@ -20599,7 +20833,18 @@
           <w:szCs w:val="20"/>
           <w:lang w:val="id-ID"/>
         </w:rPr>
-        <w:t xml:space="preserve"> menunjukkan performa excellent dengan DenseNet121 mencapai balanced accuracy 93.79% dan EfficientNet-B2 91.96%. Kedua model menampilkan diagonal dominan yang kuat, mengindikasikan klasifikasi benar tinggi untuk semua 4 tahapan lifecycle. Kebingungan utama terjadi antara Trophozoite dan Ring (8-12% misclassification) karena morfologi overlap pada fase transisi [21], di mana parasit berevolusi dari bentuk cincin sederhana ke bentuk ameboid kompleks.</w:t>
+        <w:t xml:space="preserve"> menunjukkan performa excellent dengan DenseNet121 mencapai balanced accuracy 93.79% dan EfficientNet-B2 91.96%. Kedua model menampilkan diagonal dominan yang kuat, mengindikasikan klasifikasi </w:t>
+      </w:r>
+      <w:r>
+        <w:rPr>
+          <w:rFonts w:ascii="Times New Roman" w:hAnsi="Times New Roman" w:cs="Times New Roman"/>
+          <w:noProof/>
+          <w:sz w:val="20"/>
+          <w:szCs w:val="20"/>
+          <w:lang w:val="id-ID"/>
+        </w:rPr>
+        <w:lastRenderedPageBreak/>
+        <w:t>benar tinggi untuk semua 4 tahapan lifecycle. Kebingungan utama terjadi antara Trophozoite dan Ring (8-12% misclassification) karena morfologi overlap pada fase transisi [21], di mana parasit berevolusi dari bentuk cincin sederhana ke bentuk ameboid kompleks.</w:t>
       </w:r>
     </w:p>
     <w:p>
@@ -20775,7 +21020,7 @@
                           <pic:cNvPicPr/>
                         </pic:nvPicPr>
                         <pic:blipFill>
-                          <a:blip r:embed="rId18" cstate="print">
+                          <a:blip r:embed="rId20" cstate="print">
                             <a:extLst>
                               <a:ext uri="{28A0092B-C50C-407E-A947-70E740481C1C}">
                                 <a14:useLocalDpi xmlns:a14="http://schemas.microsoft.com/office/drawing/2010/main" val="0"/>
@@ -20842,7 +21087,7 @@
                           <pic:cNvPicPr/>
                         </pic:nvPicPr>
                         <pic:blipFill>
-                          <a:blip r:embed="rId19" cstate="print">
+                          <a:blip r:embed="rId21" cstate="print">
                             <a:extLst>
                               <a:ext uri="{28A0092B-C50C-407E-A947-70E740481C1C}">
                                 <a14:useLocalDpi xmlns:a14="http://schemas.microsoft.com/office/drawing/2010/main" val="0"/>
@@ -20885,7 +21130,7 @@
           <w:rPr>
             <w:noProof/>
           </w:rPr>
-          <w:t>4</w:t>
+          <w:t>5</w:t>
         </w:r>
       </w:fldSimple>
       <w:r>
@@ -20974,8 +21219,18 @@
           <w:szCs w:val="20"/>
           <w:lang w:val="id-ID"/>
         </w:rPr>
+        <w:t xml:space="preserve">Analisis efisiensi komputasi menunjukkan model EfficientNet dengan arsitektur dioptimalkan via neural architecture search [7] memberikan trade-off excellent antara akurasi dan efisiensi. Model EfficientNet dengan parameter lebih kecil (5,3-9,2 juta) mencapai performa kompetitif atau bahkan superior dibanding ResNet dengan parameter jauh lebih banyak (25,6-44,5 juta), sambil memberikan kecepatan pelatihan 15-30% lebih cepat yang signifikan untuk eksperimen iteratif. Gap antara akurasi dan balanced accuracy menjadi indikator diagnostik sangat penting [35] untuk mengevaluasi robustness model pada kelas minoritas, dimana pada MP-IDB Stages </w:t>
+      </w:r>
+      <w:r>
+        <w:rPr>
+          <w:rFonts w:ascii="Times New Roman" w:hAnsi="Times New Roman" w:cs="Times New Roman"/>
+          <w:noProof/>
+          <w:sz w:val="20"/>
+          <w:szCs w:val="20"/>
+          <w:lang w:val="id-ID"/>
+        </w:rPr>
         <w:lastRenderedPageBreak/>
-        <w:t>Analisis efisiensi komputasi menunjukkan model EfficientNet dengan arsitektur dioptimalkan via neural architecture search [7] memberikan trade-off excellent antara akurasi dan efisiensi. Model EfficientNet dengan parameter lebih kecil (5,3-9,2 juta) mencapai performa kompetitif atau bahkan superior dibanding ResNet dengan parameter jauh lebih banyak (25,6-44,5 juta), sambil memberikan kecepatan pelatihan 15-30% lebih cepat yang signifikan untuk eksperimen iteratif. Gap antara akurasi dan balanced accuracy menjadi indikator diagnostik sangat penting [35] untuk mengevaluasi robustness model pada kelas minoritas, dimana pada MP-IDB Stages dengan ketidakseimbangan ekstrem (rasio 54:1), gap mencapai 18,08 poin persentase mengindikasikan model masih bias terhadap kelas mayoritas meskipun telah menggunakan Focal Loss [9] dan weighted sampling. Performa pada kelas individual menunjukkan variasi sangat besar dengan skor F1 berkisar dari 0,44 pada kasus terburuk untuk kelas ultra-minoritas dengan morfologi overlap dengan kelas lain hingga 1,00 perfect score pada kelas dengan morfologi sangat distinctive [31] seperti Schizont dengan segmentasi merozoit jelas atau Gametocyte dengan bentuk crescent khas, mengindikasikan distinctiveness morfologi merupakan faktor penentu utama kesulitan klasifikasi.</w:t>
+        <w:t>dengan ketidakseimbangan ekstrem (rasio 54:1), gap mencapai 18,08 poin persentase mengindikasikan model masih bias terhadap kelas mayoritas meskipun telah menggunakan Focal Loss [9] dan weighted sampling. Performa pada kelas individual menunjukkan variasi sangat besar dengan skor F1 berkisar dari 0,44 pada kasus terburuk untuk kelas ultra-minoritas dengan morfologi overlap dengan kelas lain hingga 1,00 perfect score pada kelas dengan morfologi sangat distinctive [31] seperti Schizont dengan segmentasi merozoit jelas atau Gametocyte dengan bentuk crescent khas, mengindikasikan distinctiveness morfologi merupakan faktor penentu utama kesulitan klasifikasi.</w:t>
       </w:r>
     </w:p>
     <w:p>
@@ -21137,8 +21392,18 @@
           <w:szCs w:val="20"/>
           <w:lang w:val="id-ID"/>
         </w:rPr>
+        <w:t xml:space="preserve">Gambar menunjukkan penurunan Focal Loss [9] untuk semua model selama pelatihan. Focal Loss dengan parameter alpha=0,25 dan gamma=2,0 berhasil menangani ketidakseimbangan kelas ekstrem [23] dengan memberikan penalty lebih besar pada easy examples dan fokus learning pada hard examples dari kelas minoritas. EfficientNet-B1 pada IML Lifecycle mencapai validation loss minimum 0,0131 pada epoch ke-39 yang sama dengan puncak akurasi, menunjukkan konvergensi optimal tanpa overfitting. Pada MP-IDB Species, model mencapai validation loss terendah 0,0182 pada epoch ke-4 namun akurasi terus meningkat hingga epoch ke-43, mengindikasikan model terus belajar representasi lebih baik meskipun loss relatif stabil. Dataset MD-2019 Stages </w:t>
+      </w:r>
+      <w:r>
+        <w:rPr>
+          <w:rFonts w:ascii="Times New Roman" w:hAnsi="Times New Roman" w:cs="Times New Roman"/>
+          <w:noProof/>
+          <w:sz w:val="20"/>
+          <w:szCs w:val="20"/>
+          <w:lang w:val="id-ID"/>
+        </w:rPr>
         <w:lastRenderedPageBreak/>
-        <w:t>Gambar menunjukkan penurunan Focal Loss [9] untuk semua model selama pelatihan. Focal Loss dengan parameter alpha=0,25 dan gamma=2,0 berhasil menangani ketidakseimbangan kelas ekstrem [23] dengan memberikan penalty lebih besar pada easy examples dan fokus learning pada hard examples dari kelas minoritas. EfficientNet-B1 pada IML Lifecycle mencapai validation loss minimum 0,0131 pada epoch ke-39 yang sama dengan puncak akurasi, menunjukkan konvergensi optimal tanpa overfitting. Pada MP-IDB Species, model mencapai validation loss terendah 0,0182 pada epoch ke-4 namun akurasi terus meningkat hingga epoch ke-43, mengindikasikan model terus belajar representasi lebih baik meskipun loss relatif stabil. Dataset MD-2019 Stages menunjukkan training loss sangat rendah (0,0015) namun validation loss tinggi (0,0862), mengkonfirmasi gap overfitting yang teridentifikasi pada kurva akurasi dan menunjukkan perlunya regularisasi lebih agresif atau early stopping untuk dataset multi-patient</w:t>
+        <w:t>menunjukkan training loss sangat rendah (0,0015) namun validation loss tinggi (0,0862), mengkonfirmasi gap overfitting yang teridentifikasi pada kurva akurasi dan menunjukkan perlunya regularisasi lebih agresif atau early stopping untuk dataset multi-patient</w:t>
       </w:r>
       <w:r>
         <w:rPr>
@@ -21217,138 +21482,6 @@
                           <pic:cNvPicPr/>
                         </pic:nvPicPr>
                         <pic:blipFill>
-                          <a:blip r:embed="rId20" cstate="print">
-                            <a:extLst>
-                              <a:ext uri="{28A0092B-C50C-407E-A947-70E740481C1C}">
-                                <a14:useLocalDpi xmlns:a14="http://schemas.microsoft.com/office/drawing/2010/main" val="0"/>
-                              </a:ext>
-                            </a:extLst>
-                          </a:blip>
-                          <a:stretch>
-                            <a:fillRect/>
-                          </a:stretch>
-                        </pic:blipFill>
-                        <pic:spPr>
-                          <a:xfrm>
-                            <a:off x="0" y="0"/>
-                            <a:ext cx="1440000" cy="1440000"/>
-                          </a:xfrm>
-                          <a:prstGeom prst="rect">
-                            <a:avLst/>
-                          </a:prstGeom>
-                        </pic:spPr>
-                      </pic:pic>
-                    </a:graphicData>
-                  </a:graphic>
-                </wp:inline>
-              </w:drawing>
-            </w:r>
-          </w:p>
-        </w:tc>
-        <w:tc>
-          <w:tcPr>
-            <w:tcW w:w="2254" w:type="dxa"/>
-          </w:tcPr>
-          <w:p>
-            <w:pPr>
-              <w:rPr>
-                <w:rFonts w:ascii="Times New Roman" w:hAnsi="Times New Roman" w:cs="Times New Roman"/>
-                <w:noProof/>
-                <w:sz w:val="20"/>
-                <w:szCs w:val="20"/>
-                <w:lang w:val="id-ID"/>
-              </w:rPr>
-            </w:pPr>
-            <w:r>
-              <w:rPr>
-                <w:rFonts w:ascii="Times New Roman" w:hAnsi="Times New Roman" w:cs="Times New Roman"/>
-                <w:noProof/>
-                <w:sz w:val="20"/>
-                <w:szCs w:val="20"/>
-                <w:lang w:val="id-ID"/>
-              </w:rPr>
-              <w:drawing>
-                <wp:inline distT="0" distB="0" distL="0" distR="0" wp14:anchorId="45287B83" wp14:editId="4345748A">
-                  <wp:extent cx="1440000" cy="1440000"/>
-                  <wp:effectExtent l="0" t="0" r="8255" b="8255"/>
-                  <wp:docPr id="8" name="Picture 8" descr="A graph with different colored lines&#10;&#10;AI-generated content may be incorrect."/>
-                  <wp:cNvGraphicFramePr>
-                    <a:graphicFrameLocks xmlns:a="http://schemas.openxmlformats.org/drawingml/2006/main" noChangeAspect="1"/>
-                  </wp:cNvGraphicFramePr>
-                  <a:graphic xmlns:a="http://schemas.openxmlformats.org/drawingml/2006/main">
-                    <a:graphicData uri="http://schemas.openxmlformats.org/drawingml/2006/picture">
-                      <pic:pic xmlns:pic="http://schemas.openxmlformats.org/drawingml/2006/picture">
-                        <pic:nvPicPr>
-                          <pic:cNvPr id="8" name="Picture 8" descr="A graph with different colored lines&#10;&#10;AI-generated content may be incorrect."/>
-                          <pic:cNvPicPr/>
-                        </pic:nvPicPr>
-                        <pic:blipFill>
-                          <a:blip r:embed="rId21" cstate="print">
-                            <a:extLst>
-                              <a:ext uri="{28A0092B-C50C-407E-A947-70E740481C1C}">
-                                <a14:useLocalDpi xmlns:a14="http://schemas.microsoft.com/office/drawing/2010/main" val="0"/>
-                              </a:ext>
-                            </a:extLst>
-                          </a:blip>
-                          <a:stretch>
-                            <a:fillRect/>
-                          </a:stretch>
-                        </pic:blipFill>
-                        <pic:spPr>
-                          <a:xfrm>
-                            <a:off x="0" y="0"/>
-                            <a:ext cx="1440000" cy="1440000"/>
-                          </a:xfrm>
-                          <a:prstGeom prst="rect">
-                            <a:avLst/>
-                          </a:prstGeom>
-                        </pic:spPr>
-                      </pic:pic>
-                    </a:graphicData>
-                  </a:graphic>
-                </wp:inline>
-              </w:drawing>
-            </w:r>
-          </w:p>
-        </w:tc>
-        <w:tc>
-          <w:tcPr>
-            <w:tcW w:w="2254" w:type="dxa"/>
-          </w:tcPr>
-          <w:p>
-            <w:pPr>
-              <w:rPr>
-                <w:rFonts w:ascii="Times New Roman" w:hAnsi="Times New Roman" w:cs="Times New Roman"/>
-                <w:noProof/>
-                <w:sz w:val="20"/>
-                <w:szCs w:val="20"/>
-                <w:lang w:val="id-ID"/>
-              </w:rPr>
-            </w:pPr>
-            <w:r>
-              <w:rPr>
-                <w:rFonts w:ascii="Times New Roman" w:hAnsi="Times New Roman" w:cs="Times New Roman"/>
-                <w:noProof/>
-                <w:sz w:val="20"/>
-                <w:szCs w:val="20"/>
-                <w:lang w:val="id-ID"/>
-              </w:rPr>
-              <w:drawing>
-                <wp:inline distT="0" distB="0" distL="0" distR="0" wp14:anchorId="23E25FDA" wp14:editId="04E794D5">
-                  <wp:extent cx="1440000" cy="1440000"/>
-                  <wp:effectExtent l="0" t="0" r="8255" b="8255"/>
-                  <wp:docPr id="9" name="Picture 9" descr="A graph of a graph&#10;&#10;AI-generated content may be incorrect."/>
-                  <wp:cNvGraphicFramePr>
-                    <a:graphicFrameLocks xmlns:a="http://schemas.openxmlformats.org/drawingml/2006/main" noChangeAspect="1"/>
-                  </wp:cNvGraphicFramePr>
-                  <a:graphic xmlns:a="http://schemas.openxmlformats.org/drawingml/2006/main">
-                    <a:graphicData uri="http://schemas.openxmlformats.org/drawingml/2006/picture">
-                      <pic:pic xmlns:pic="http://schemas.openxmlformats.org/drawingml/2006/picture">
-                        <pic:nvPicPr>
-                          <pic:cNvPr id="9" name="Picture 9" descr="A graph of a graph&#10;&#10;AI-generated content may be incorrect."/>
-                          <pic:cNvPicPr/>
-                        </pic:nvPicPr>
-                        <pic:blipFill>
                           <a:blip r:embed="rId22" cstate="print">
                             <a:extLst>
                               <a:ext uri="{28A0092B-C50C-407E-A947-70E740481C1C}">
@@ -21379,11 +21512,10 @@
         </w:tc>
         <w:tc>
           <w:tcPr>
-            <w:tcW w:w="2255" w:type="dxa"/>
-          </w:tcPr>
-          <w:p>
-            <w:pPr>
-              <w:keepNext/>
+            <w:tcW w:w="2254" w:type="dxa"/>
+          </w:tcPr>
+          <w:p>
+            <w:pPr>
               <w:rPr>
                 <w:rFonts w:ascii="Times New Roman" w:hAnsi="Times New Roman" w:cs="Times New Roman"/>
                 <w:noProof/>
@@ -21401,10 +21533,10 @@
                 <w:lang w:val="id-ID"/>
               </w:rPr>
               <w:drawing>
-                <wp:inline distT="0" distB="0" distL="0" distR="0" wp14:anchorId="29A8AEB2" wp14:editId="64A40F30">
+                <wp:inline distT="0" distB="0" distL="0" distR="0" wp14:anchorId="45287B83" wp14:editId="4345748A">
                   <wp:extent cx="1440000" cy="1440000"/>
                   <wp:effectExtent l="0" t="0" r="8255" b="8255"/>
-                  <wp:docPr id="10" name="Picture 10" descr="A graph of different colored lines&#10;&#10;AI-generated content may be incorrect."/>
+                  <wp:docPr id="8" name="Picture 8" descr="A graph with different colored lines&#10;&#10;AI-generated content may be incorrect."/>
                   <wp:cNvGraphicFramePr>
                     <a:graphicFrameLocks xmlns:a="http://schemas.openxmlformats.org/drawingml/2006/main" noChangeAspect="1"/>
                   </wp:cNvGraphicFramePr>
@@ -21412,7 +21544,7 @@
                     <a:graphicData uri="http://schemas.openxmlformats.org/drawingml/2006/picture">
                       <pic:pic xmlns:pic="http://schemas.openxmlformats.org/drawingml/2006/picture">
                         <pic:nvPicPr>
-                          <pic:cNvPr id="10" name="Picture 10" descr="A graph of different colored lines&#10;&#10;AI-generated content may be incorrect."/>
+                          <pic:cNvPr id="8" name="Picture 8" descr="A graph with different colored lines&#10;&#10;AI-generated content may be incorrect."/>
                           <pic:cNvPicPr/>
                         </pic:nvPicPr>
                         <pic:blipFill>
@@ -21444,6 +21576,139 @@
             </w:r>
           </w:p>
         </w:tc>
+        <w:tc>
+          <w:tcPr>
+            <w:tcW w:w="2254" w:type="dxa"/>
+          </w:tcPr>
+          <w:p>
+            <w:pPr>
+              <w:rPr>
+                <w:rFonts w:ascii="Times New Roman" w:hAnsi="Times New Roman" w:cs="Times New Roman"/>
+                <w:noProof/>
+                <w:sz w:val="20"/>
+                <w:szCs w:val="20"/>
+                <w:lang w:val="id-ID"/>
+              </w:rPr>
+            </w:pPr>
+            <w:r>
+              <w:rPr>
+                <w:rFonts w:ascii="Times New Roman" w:hAnsi="Times New Roman" w:cs="Times New Roman"/>
+                <w:noProof/>
+                <w:sz w:val="20"/>
+                <w:szCs w:val="20"/>
+                <w:lang w:val="id-ID"/>
+              </w:rPr>
+              <w:drawing>
+                <wp:inline distT="0" distB="0" distL="0" distR="0" wp14:anchorId="23E25FDA" wp14:editId="04E794D5">
+                  <wp:extent cx="1440000" cy="1440000"/>
+                  <wp:effectExtent l="0" t="0" r="8255" b="8255"/>
+                  <wp:docPr id="9" name="Picture 9" descr="A graph of a graph&#10;&#10;AI-generated content may be incorrect."/>
+                  <wp:cNvGraphicFramePr>
+                    <a:graphicFrameLocks xmlns:a="http://schemas.openxmlformats.org/drawingml/2006/main" noChangeAspect="1"/>
+                  </wp:cNvGraphicFramePr>
+                  <a:graphic xmlns:a="http://schemas.openxmlformats.org/drawingml/2006/main">
+                    <a:graphicData uri="http://schemas.openxmlformats.org/drawingml/2006/picture">
+                      <pic:pic xmlns:pic="http://schemas.openxmlformats.org/drawingml/2006/picture">
+                        <pic:nvPicPr>
+                          <pic:cNvPr id="9" name="Picture 9" descr="A graph of a graph&#10;&#10;AI-generated content may be incorrect."/>
+                          <pic:cNvPicPr/>
+                        </pic:nvPicPr>
+                        <pic:blipFill>
+                          <a:blip r:embed="rId24" cstate="print">
+                            <a:extLst>
+                              <a:ext uri="{28A0092B-C50C-407E-A947-70E740481C1C}">
+                                <a14:useLocalDpi xmlns:a14="http://schemas.microsoft.com/office/drawing/2010/main" val="0"/>
+                              </a:ext>
+                            </a:extLst>
+                          </a:blip>
+                          <a:stretch>
+                            <a:fillRect/>
+                          </a:stretch>
+                        </pic:blipFill>
+                        <pic:spPr>
+                          <a:xfrm>
+                            <a:off x="0" y="0"/>
+                            <a:ext cx="1440000" cy="1440000"/>
+                          </a:xfrm>
+                          <a:prstGeom prst="rect">
+                            <a:avLst/>
+                          </a:prstGeom>
+                        </pic:spPr>
+                      </pic:pic>
+                    </a:graphicData>
+                  </a:graphic>
+                </wp:inline>
+              </w:drawing>
+            </w:r>
+          </w:p>
+        </w:tc>
+        <w:tc>
+          <w:tcPr>
+            <w:tcW w:w="2255" w:type="dxa"/>
+          </w:tcPr>
+          <w:p>
+            <w:pPr>
+              <w:keepNext/>
+              <w:rPr>
+                <w:rFonts w:ascii="Times New Roman" w:hAnsi="Times New Roman" w:cs="Times New Roman"/>
+                <w:noProof/>
+                <w:sz w:val="20"/>
+                <w:szCs w:val="20"/>
+                <w:lang w:val="id-ID"/>
+              </w:rPr>
+            </w:pPr>
+            <w:r>
+              <w:rPr>
+                <w:rFonts w:ascii="Times New Roman" w:hAnsi="Times New Roman" w:cs="Times New Roman"/>
+                <w:noProof/>
+                <w:sz w:val="20"/>
+                <w:szCs w:val="20"/>
+                <w:lang w:val="id-ID"/>
+              </w:rPr>
+              <w:drawing>
+                <wp:inline distT="0" distB="0" distL="0" distR="0" wp14:anchorId="29A8AEB2" wp14:editId="64A40F30">
+                  <wp:extent cx="1440000" cy="1440000"/>
+                  <wp:effectExtent l="0" t="0" r="8255" b="8255"/>
+                  <wp:docPr id="10" name="Picture 10" descr="A graph of different colored lines&#10;&#10;AI-generated content may be incorrect."/>
+                  <wp:cNvGraphicFramePr>
+                    <a:graphicFrameLocks xmlns:a="http://schemas.openxmlformats.org/drawingml/2006/main" noChangeAspect="1"/>
+                  </wp:cNvGraphicFramePr>
+                  <a:graphic xmlns:a="http://schemas.openxmlformats.org/drawingml/2006/main">
+                    <a:graphicData uri="http://schemas.openxmlformats.org/drawingml/2006/picture">
+                      <pic:pic xmlns:pic="http://schemas.openxmlformats.org/drawingml/2006/picture">
+                        <pic:nvPicPr>
+                          <pic:cNvPr id="10" name="Picture 10" descr="A graph of different colored lines&#10;&#10;AI-generated content may be incorrect."/>
+                          <pic:cNvPicPr/>
+                        </pic:nvPicPr>
+                        <pic:blipFill>
+                          <a:blip r:embed="rId25" cstate="print">
+                            <a:extLst>
+                              <a:ext uri="{28A0092B-C50C-407E-A947-70E740481C1C}">
+                                <a14:useLocalDpi xmlns:a14="http://schemas.microsoft.com/office/drawing/2010/main" val="0"/>
+                              </a:ext>
+                            </a:extLst>
+                          </a:blip>
+                          <a:stretch>
+                            <a:fillRect/>
+                          </a:stretch>
+                        </pic:blipFill>
+                        <pic:spPr>
+                          <a:xfrm>
+                            <a:off x="0" y="0"/>
+                            <a:ext cx="1440000" cy="1440000"/>
+                          </a:xfrm>
+                          <a:prstGeom prst="rect">
+                            <a:avLst/>
+                          </a:prstGeom>
+                        </pic:spPr>
+                      </pic:pic>
+                    </a:graphicData>
+                  </a:graphic>
+                </wp:inline>
+              </w:drawing>
+            </w:r>
+          </w:p>
+        </w:tc>
       </w:tr>
     </w:tbl>
     <w:p>
@@ -21459,7 +21724,7 @@
           <w:rPr>
             <w:noProof/>
           </w:rPr>
-          <w:t>5</w:t>
+          <w:t>6</w:t>
         </w:r>
       </w:fldSimple>
       <w:r>
@@ -21535,138 +21800,6 @@
                           <pic:cNvPicPr/>
                         </pic:nvPicPr>
                         <pic:blipFill>
-                          <a:blip r:embed="rId24" cstate="print">
-                            <a:extLst>
-                              <a:ext uri="{28A0092B-C50C-407E-A947-70E740481C1C}">
-                                <a14:useLocalDpi xmlns:a14="http://schemas.microsoft.com/office/drawing/2010/main" val="0"/>
-                              </a:ext>
-                            </a:extLst>
-                          </a:blip>
-                          <a:stretch>
-                            <a:fillRect/>
-                          </a:stretch>
-                        </pic:blipFill>
-                        <pic:spPr>
-                          <a:xfrm>
-                            <a:off x="0" y="0"/>
-                            <a:ext cx="1440000" cy="1440000"/>
-                          </a:xfrm>
-                          <a:prstGeom prst="rect">
-                            <a:avLst/>
-                          </a:prstGeom>
-                        </pic:spPr>
-                      </pic:pic>
-                    </a:graphicData>
-                  </a:graphic>
-                </wp:inline>
-              </w:drawing>
-            </w:r>
-          </w:p>
-        </w:tc>
-        <w:tc>
-          <w:tcPr>
-            <w:tcW w:w="2254" w:type="dxa"/>
-          </w:tcPr>
-          <w:p>
-            <w:pPr>
-              <w:rPr>
-                <w:rFonts w:ascii="Times New Roman" w:hAnsi="Times New Roman" w:cs="Times New Roman"/>
-                <w:noProof/>
-                <w:sz w:val="20"/>
-                <w:szCs w:val="20"/>
-                <w:lang w:val="id-ID"/>
-              </w:rPr>
-            </w:pPr>
-            <w:r>
-              <w:rPr>
-                <w:rFonts w:ascii="Times New Roman" w:hAnsi="Times New Roman" w:cs="Times New Roman"/>
-                <w:noProof/>
-                <w:sz w:val="20"/>
-                <w:szCs w:val="20"/>
-                <w:lang w:val="id-ID"/>
-              </w:rPr>
-              <w:drawing>
-                <wp:inline distT="0" distB="0" distL="0" distR="0" wp14:anchorId="44A6DB4A" wp14:editId="5596D973">
-                  <wp:extent cx="1440000" cy="1440000"/>
-                  <wp:effectExtent l="0" t="0" r="8255" b="8255"/>
-                  <wp:docPr id="12" name="Picture 12" descr="A graph of a graph&#10;&#10;AI-generated content may be incorrect."/>
-                  <wp:cNvGraphicFramePr>
-                    <a:graphicFrameLocks xmlns:a="http://schemas.openxmlformats.org/drawingml/2006/main" noChangeAspect="1"/>
-                  </wp:cNvGraphicFramePr>
-                  <a:graphic xmlns:a="http://schemas.openxmlformats.org/drawingml/2006/main">
-                    <a:graphicData uri="http://schemas.openxmlformats.org/drawingml/2006/picture">
-                      <pic:pic xmlns:pic="http://schemas.openxmlformats.org/drawingml/2006/picture">
-                        <pic:nvPicPr>
-                          <pic:cNvPr id="12" name="Picture 12" descr="A graph of a graph&#10;&#10;AI-generated content may be incorrect."/>
-                          <pic:cNvPicPr/>
-                        </pic:nvPicPr>
-                        <pic:blipFill>
-                          <a:blip r:embed="rId25" cstate="print">
-                            <a:extLst>
-                              <a:ext uri="{28A0092B-C50C-407E-A947-70E740481C1C}">
-                                <a14:useLocalDpi xmlns:a14="http://schemas.microsoft.com/office/drawing/2010/main" val="0"/>
-                              </a:ext>
-                            </a:extLst>
-                          </a:blip>
-                          <a:stretch>
-                            <a:fillRect/>
-                          </a:stretch>
-                        </pic:blipFill>
-                        <pic:spPr>
-                          <a:xfrm>
-                            <a:off x="0" y="0"/>
-                            <a:ext cx="1440000" cy="1440000"/>
-                          </a:xfrm>
-                          <a:prstGeom prst="rect">
-                            <a:avLst/>
-                          </a:prstGeom>
-                        </pic:spPr>
-                      </pic:pic>
-                    </a:graphicData>
-                  </a:graphic>
-                </wp:inline>
-              </w:drawing>
-            </w:r>
-          </w:p>
-        </w:tc>
-        <w:tc>
-          <w:tcPr>
-            <w:tcW w:w="2254" w:type="dxa"/>
-          </w:tcPr>
-          <w:p>
-            <w:pPr>
-              <w:rPr>
-                <w:rFonts w:ascii="Times New Roman" w:hAnsi="Times New Roman" w:cs="Times New Roman"/>
-                <w:noProof/>
-                <w:sz w:val="20"/>
-                <w:szCs w:val="20"/>
-                <w:lang w:val="id-ID"/>
-              </w:rPr>
-            </w:pPr>
-            <w:r>
-              <w:rPr>
-                <w:rFonts w:ascii="Times New Roman" w:hAnsi="Times New Roman" w:cs="Times New Roman"/>
-                <w:noProof/>
-                <w:sz w:val="20"/>
-                <w:szCs w:val="20"/>
-                <w:lang w:val="id-ID"/>
-              </w:rPr>
-              <w:drawing>
-                <wp:inline distT="0" distB="0" distL="0" distR="0" wp14:anchorId="65B55650" wp14:editId="599F76A1">
-                  <wp:extent cx="1440000" cy="1440000"/>
-                  <wp:effectExtent l="0" t="0" r="8255" b="8255"/>
-                  <wp:docPr id="13" name="Picture 13" descr="A graph of a graph&#10;&#10;AI-generated content may be incorrect."/>
-                  <wp:cNvGraphicFramePr>
-                    <a:graphicFrameLocks xmlns:a="http://schemas.openxmlformats.org/drawingml/2006/main" noChangeAspect="1"/>
-                  </wp:cNvGraphicFramePr>
-                  <a:graphic xmlns:a="http://schemas.openxmlformats.org/drawingml/2006/main">
-                    <a:graphicData uri="http://schemas.openxmlformats.org/drawingml/2006/picture">
-                      <pic:pic xmlns:pic="http://schemas.openxmlformats.org/drawingml/2006/picture">
-                        <pic:nvPicPr>
-                          <pic:cNvPr id="13" name="Picture 13" descr="A graph of a graph&#10;&#10;AI-generated content may be incorrect."/>
-                          <pic:cNvPicPr/>
-                        </pic:nvPicPr>
-                        <pic:blipFill>
                           <a:blip r:embed="rId26" cstate="print">
                             <a:extLst>
                               <a:ext uri="{28A0092B-C50C-407E-A947-70E740481C1C}">
@@ -21697,11 +21830,10 @@
         </w:tc>
         <w:tc>
           <w:tcPr>
-            <w:tcW w:w="2255" w:type="dxa"/>
-          </w:tcPr>
-          <w:p>
-            <w:pPr>
-              <w:keepNext/>
+            <w:tcW w:w="2254" w:type="dxa"/>
+          </w:tcPr>
+          <w:p>
+            <w:pPr>
               <w:rPr>
                 <w:rFonts w:ascii="Times New Roman" w:hAnsi="Times New Roman" w:cs="Times New Roman"/>
                 <w:noProof/>
@@ -21719,10 +21851,10 @@
                 <w:lang w:val="id-ID"/>
               </w:rPr>
               <w:drawing>
-                <wp:inline distT="0" distB="0" distL="0" distR="0" wp14:anchorId="4FA4BBCD" wp14:editId="47852313">
+                <wp:inline distT="0" distB="0" distL="0" distR="0" wp14:anchorId="44A6DB4A" wp14:editId="5596D973">
                   <wp:extent cx="1440000" cy="1440000"/>
                   <wp:effectExtent l="0" t="0" r="8255" b="8255"/>
-                  <wp:docPr id="16" name="Picture 16" descr="A graph of a graph&#10;&#10;AI-generated content may be incorrect."/>
+                  <wp:docPr id="12" name="Picture 12" descr="A graph of a graph&#10;&#10;AI-generated content may be incorrect."/>
                   <wp:cNvGraphicFramePr>
                     <a:graphicFrameLocks xmlns:a="http://schemas.openxmlformats.org/drawingml/2006/main" noChangeAspect="1"/>
                   </wp:cNvGraphicFramePr>
@@ -21730,7 +21862,7 @@
                     <a:graphicData uri="http://schemas.openxmlformats.org/drawingml/2006/picture">
                       <pic:pic xmlns:pic="http://schemas.openxmlformats.org/drawingml/2006/picture">
                         <pic:nvPicPr>
-                          <pic:cNvPr id="16" name="Picture 16" descr="A graph of a graph&#10;&#10;AI-generated content may be incorrect."/>
+                          <pic:cNvPr id="12" name="Picture 12" descr="A graph of a graph&#10;&#10;AI-generated content may be incorrect."/>
                           <pic:cNvPicPr/>
                         </pic:nvPicPr>
                         <pic:blipFill>
@@ -21762,6 +21894,139 @@
             </w:r>
           </w:p>
         </w:tc>
+        <w:tc>
+          <w:tcPr>
+            <w:tcW w:w="2254" w:type="dxa"/>
+          </w:tcPr>
+          <w:p>
+            <w:pPr>
+              <w:rPr>
+                <w:rFonts w:ascii="Times New Roman" w:hAnsi="Times New Roman" w:cs="Times New Roman"/>
+                <w:noProof/>
+                <w:sz w:val="20"/>
+                <w:szCs w:val="20"/>
+                <w:lang w:val="id-ID"/>
+              </w:rPr>
+            </w:pPr>
+            <w:r>
+              <w:rPr>
+                <w:rFonts w:ascii="Times New Roman" w:hAnsi="Times New Roman" w:cs="Times New Roman"/>
+                <w:noProof/>
+                <w:sz w:val="20"/>
+                <w:szCs w:val="20"/>
+                <w:lang w:val="id-ID"/>
+              </w:rPr>
+              <w:drawing>
+                <wp:inline distT="0" distB="0" distL="0" distR="0" wp14:anchorId="65B55650" wp14:editId="599F76A1">
+                  <wp:extent cx="1440000" cy="1440000"/>
+                  <wp:effectExtent l="0" t="0" r="8255" b="8255"/>
+                  <wp:docPr id="13" name="Picture 13" descr="A graph of a graph&#10;&#10;AI-generated content may be incorrect."/>
+                  <wp:cNvGraphicFramePr>
+                    <a:graphicFrameLocks xmlns:a="http://schemas.openxmlformats.org/drawingml/2006/main" noChangeAspect="1"/>
+                  </wp:cNvGraphicFramePr>
+                  <a:graphic xmlns:a="http://schemas.openxmlformats.org/drawingml/2006/main">
+                    <a:graphicData uri="http://schemas.openxmlformats.org/drawingml/2006/picture">
+                      <pic:pic xmlns:pic="http://schemas.openxmlformats.org/drawingml/2006/picture">
+                        <pic:nvPicPr>
+                          <pic:cNvPr id="13" name="Picture 13" descr="A graph of a graph&#10;&#10;AI-generated content may be incorrect."/>
+                          <pic:cNvPicPr/>
+                        </pic:nvPicPr>
+                        <pic:blipFill>
+                          <a:blip r:embed="rId28" cstate="print">
+                            <a:extLst>
+                              <a:ext uri="{28A0092B-C50C-407E-A947-70E740481C1C}">
+                                <a14:useLocalDpi xmlns:a14="http://schemas.microsoft.com/office/drawing/2010/main" val="0"/>
+                              </a:ext>
+                            </a:extLst>
+                          </a:blip>
+                          <a:stretch>
+                            <a:fillRect/>
+                          </a:stretch>
+                        </pic:blipFill>
+                        <pic:spPr>
+                          <a:xfrm>
+                            <a:off x="0" y="0"/>
+                            <a:ext cx="1440000" cy="1440000"/>
+                          </a:xfrm>
+                          <a:prstGeom prst="rect">
+                            <a:avLst/>
+                          </a:prstGeom>
+                        </pic:spPr>
+                      </pic:pic>
+                    </a:graphicData>
+                  </a:graphic>
+                </wp:inline>
+              </w:drawing>
+            </w:r>
+          </w:p>
+        </w:tc>
+        <w:tc>
+          <w:tcPr>
+            <w:tcW w:w="2255" w:type="dxa"/>
+          </w:tcPr>
+          <w:p>
+            <w:pPr>
+              <w:keepNext/>
+              <w:rPr>
+                <w:rFonts w:ascii="Times New Roman" w:hAnsi="Times New Roman" w:cs="Times New Roman"/>
+                <w:noProof/>
+                <w:sz w:val="20"/>
+                <w:szCs w:val="20"/>
+                <w:lang w:val="id-ID"/>
+              </w:rPr>
+            </w:pPr>
+            <w:r>
+              <w:rPr>
+                <w:rFonts w:ascii="Times New Roman" w:hAnsi="Times New Roman" w:cs="Times New Roman"/>
+                <w:noProof/>
+                <w:sz w:val="20"/>
+                <w:szCs w:val="20"/>
+                <w:lang w:val="id-ID"/>
+              </w:rPr>
+              <w:drawing>
+                <wp:inline distT="0" distB="0" distL="0" distR="0" wp14:anchorId="4FA4BBCD" wp14:editId="47852313">
+                  <wp:extent cx="1440000" cy="1440000"/>
+                  <wp:effectExtent l="0" t="0" r="8255" b="8255"/>
+                  <wp:docPr id="16" name="Picture 16" descr="A graph of a graph&#10;&#10;AI-generated content may be incorrect."/>
+                  <wp:cNvGraphicFramePr>
+                    <a:graphicFrameLocks xmlns:a="http://schemas.openxmlformats.org/drawingml/2006/main" noChangeAspect="1"/>
+                  </wp:cNvGraphicFramePr>
+                  <a:graphic xmlns:a="http://schemas.openxmlformats.org/drawingml/2006/main">
+                    <a:graphicData uri="http://schemas.openxmlformats.org/drawingml/2006/picture">
+                      <pic:pic xmlns:pic="http://schemas.openxmlformats.org/drawingml/2006/picture">
+                        <pic:nvPicPr>
+                          <pic:cNvPr id="16" name="Picture 16" descr="A graph of a graph&#10;&#10;AI-generated content may be incorrect."/>
+                          <pic:cNvPicPr/>
+                        </pic:nvPicPr>
+                        <pic:blipFill>
+                          <a:blip r:embed="rId29" cstate="print">
+                            <a:extLst>
+                              <a:ext uri="{28A0092B-C50C-407E-A947-70E740481C1C}">
+                                <a14:useLocalDpi xmlns:a14="http://schemas.microsoft.com/office/drawing/2010/main" val="0"/>
+                              </a:ext>
+                            </a:extLst>
+                          </a:blip>
+                          <a:stretch>
+                            <a:fillRect/>
+                          </a:stretch>
+                        </pic:blipFill>
+                        <pic:spPr>
+                          <a:xfrm>
+                            <a:off x="0" y="0"/>
+                            <a:ext cx="1440000" cy="1440000"/>
+                          </a:xfrm>
+                          <a:prstGeom prst="rect">
+                            <a:avLst/>
+                          </a:prstGeom>
+                        </pic:spPr>
+                      </pic:pic>
+                    </a:graphicData>
+                  </a:graphic>
+                </wp:inline>
+              </w:drawing>
+            </w:r>
+          </w:p>
+        </w:tc>
       </w:tr>
     </w:tbl>
     <w:p>
@@ -21777,7 +22042,7 @@
           <w:rPr>
             <w:noProof/>
           </w:rPr>
-          <w:t>6</w:t>
+          <w:t>7</w:t>
         </w:r>
       </w:fldSimple>
       <w:r>
@@ -22027,18 +22292,7 @@
           <w:szCs w:val="20"/>
           <w:lang w:val="id-ID"/>
         </w:rPr>
-        <w:t xml:space="preserve"> pada bidang dengan kepadatan tinggi dan overlap parasit, menunjukkan kesulitan deteksi pada kondisi padat [32]. Penyebab utama kesalahan </w:t>
-      </w:r>
-      <w:r>
-        <w:rPr>
-          <w:rFonts w:ascii="Times New Roman" w:hAnsi="Times New Roman" w:cs="Times New Roman"/>
-          <w:noProof/>
-          <w:sz w:val="20"/>
-          <w:szCs w:val="20"/>
-          <w:lang w:val="id-ID"/>
-        </w:rPr>
-        <w:lastRenderedPageBreak/>
-        <w:t>konsisten across datasets adalah bidang padat, overlap parasit, morfologi atipikal, pewarnaan tidak merata, dan artefak yang menyerupai parasit</w:t>
+        <w:t xml:space="preserve"> pada bidang dengan kepadatan tinggi dan overlap parasit, menunjukkan kesulitan deteksi pada kondisi padat [32]. Penyebab utama kesalahan konsisten across datasets adalah bidang padat, overlap parasit, morfologi atipikal, pewarnaan tidak merata, dan artefak yang menyerupai parasit</w:t>
       </w:r>
       <w:r>
         <w:rPr>
@@ -22097,6 +22351,7 @@
                 <w:szCs w:val="20"/>
                 <w:lang w:val="id-ID"/>
               </w:rPr>
+              <w:lastRenderedPageBreak/>
               <w:drawing>
                 <wp:inline distT="0" distB="0" distL="0" distR="0" wp14:anchorId="64F03493" wp14:editId="3313C0EF">
                   <wp:extent cx="1920000" cy="1440000"/>
@@ -22113,7 +22368,7 @@
                           <pic:cNvPicPr/>
                         </pic:nvPicPr>
                         <pic:blipFill>
-                          <a:blip r:embed="rId28" cstate="print">
+                          <a:blip r:embed="rId30" cstate="print">
                             <a:extLst>
                               <a:ext uri="{28A0092B-C50C-407E-A947-70E740481C1C}">
                                 <a14:useLocalDpi xmlns:a14="http://schemas.microsoft.com/office/drawing/2010/main" val="0"/>
@@ -22179,7 +22434,7 @@
                           <pic:cNvPicPr/>
                         </pic:nvPicPr>
                         <pic:blipFill>
-                          <a:blip r:embed="rId29" cstate="print">
+                          <a:blip r:embed="rId31" cstate="print">
                             <a:extLst>
                               <a:ext uri="{28A0092B-C50C-407E-A947-70E740481C1C}">
                                 <a14:useLocalDpi xmlns:a14="http://schemas.microsoft.com/office/drawing/2010/main" val="0"/>
@@ -22245,7 +22500,7 @@
                           <pic:cNvPicPr/>
                         </pic:nvPicPr>
                         <pic:blipFill>
-                          <a:blip r:embed="rId30" cstate="print">
+                          <a:blip r:embed="rId32" cstate="print">
                             <a:extLst>
                               <a:ext uri="{28A0092B-C50C-407E-A947-70E740481C1C}">
                                 <a14:useLocalDpi xmlns:a14="http://schemas.microsoft.com/office/drawing/2010/main" val="0"/>
@@ -22310,139 +22565,6 @@
                       <pic:pic xmlns:pic="http://schemas.openxmlformats.org/drawingml/2006/picture">
                         <pic:nvPicPr>
                           <pic:cNvPr id="23" name="Picture 23" descr="A close-up of red blood cells&#10;&#10;AI-generated content may be incorrect."/>
-                          <pic:cNvPicPr/>
-                        </pic:nvPicPr>
-                        <pic:blipFill>
-                          <a:blip r:embed="rId31" cstate="print">
-                            <a:extLst>
-                              <a:ext uri="{28A0092B-C50C-407E-A947-70E740481C1C}">
-                                <a14:useLocalDpi xmlns:a14="http://schemas.microsoft.com/office/drawing/2010/main" val="0"/>
-                              </a:ext>
-                            </a:extLst>
-                          </a:blip>
-                          <a:stretch>
-                            <a:fillRect/>
-                          </a:stretch>
-                        </pic:blipFill>
-                        <pic:spPr>
-                          <a:xfrm>
-                            <a:off x="0" y="0"/>
-                            <a:ext cx="1920071" cy="1440000"/>
-                          </a:xfrm>
-                          <a:prstGeom prst="rect">
-                            <a:avLst/>
-                          </a:prstGeom>
-                        </pic:spPr>
-                      </pic:pic>
-                    </a:graphicData>
-                  </a:graphic>
-                </wp:inline>
-              </w:drawing>
-            </w:r>
-          </w:p>
-        </w:tc>
-        <w:tc>
-          <w:tcPr>
-            <w:tcW w:w="3006" w:type="dxa"/>
-          </w:tcPr>
-          <w:p>
-            <w:pPr>
-              <w:rPr>
-                <w:rFonts w:ascii="Times New Roman" w:hAnsi="Times New Roman" w:cs="Times New Roman"/>
-                <w:noProof/>
-                <w:sz w:val="20"/>
-                <w:szCs w:val="20"/>
-                <w:lang w:val="id-ID"/>
-              </w:rPr>
-            </w:pPr>
-            <w:r>
-              <w:rPr>
-                <w:rFonts w:ascii="Times New Roman" w:hAnsi="Times New Roman" w:cs="Times New Roman"/>
-                <w:noProof/>
-                <w:sz w:val="20"/>
-                <w:szCs w:val="20"/>
-                <w:lang w:val="id-ID"/>
-              </w:rPr>
-              <w:drawing>
-                <wp:inline distT="0" distB="0" distL="0" distR="0" wp14:anchorId="5DE95BAB" wp14:editId="5A17AE12">
-                  <wp:extent cx="1920071" cy="1440000"/>
-                  <wp:effectExtent l="0" t="0" r="4445" b="8255"/>
-                  <wp:docPr id="24" name="Picture 24" descr="A close-up of red and green cells&#10;&#10;AI-generated content may be incorrect."/>
-                  <wp:cNvGraphicFramePr>
-                    <a:graphicFrameLocks xmlns:a="http://schemas.openxmlformats.org/drawingml/2006/main" noChangeAspect="1"/>
-                  </wp:cNvGraphicFramePr>
-                  <a:graphic xmlns:a="http://schemas.openxmlformats.org/drawingml/2006/main">
-                    <a:graphicData uri="http://schemas.openxmlformats.org/drawingml/2006/picture">
-                      <pic:pic xmlns:pic="http://schemas.openxmlformats.org/drawingml/2006/picture">
-                        <pic:nvPicPr>
-                          <pic:cNvPr id="24" name="Picture 24" descr="A close-up of red and green cells&#10;&#10;AI-generated content may be incorrect."/>
-                          <pic:cNvPicPr/>
-                        </pic:nvPicPr>
-                        <pic:blipFill>
-                          <a:blip r:embed="rId32" cstate="print">
-                            <a:extLst>
-                              <a:ext uri="{28A0092B-C50C-407E-A947-70E740481C1C}">
-                                <a14:useLocalDpi xmlns:a14="http://schemas.microsoft.com/office/drawing/2010/main" val="0"/>
-                              </a:ext>
-                            </a:extLst>
-                          </a:blip>
-                          <a:stretch>
-                            <a:fillRect/>
-                          </a:stretch>
-                        </pic:blipFill>
-                        <pic:spPr>
-                          <a:xfrm>
-                            <a:off x="0" y="0"/>
-                            <a:ext cx="1920071" cy="1440000"/>
-                          </a:xfrm>
-                          <a:prstGeom prst="rect">
-                            <a:avLst/>
-                          </a:prstGeom>
-                        </pic:spPr>
-                      </pic:pic>
-                    </a:graphicData>
-                  </a:graphic>
-                </wp:inline>
-              </w:drawing>
-            </w:r>
-          </w:p>
-        </w:tc>
-        <w:tc>
-          <w:tcPr>
-            <w:tcW w:w="3006" w:type="dxa"/>
-          </w:tcPr>
-          <w:p>
-            <w:pPr>
-              <w:keepNext/>
-              <w:rPr>
-                <w:rFonts w:ascii="Times New Roman" w:hAnsi="Times New Roman" w:cs="Times New Roman"/>
-                <w:noProof/>
-                <w:sz w:val="20"/>
-                <w:szCs w:val="20"/>
-                <w:lang w:val="id-ID"/>
-              </w:rPr>
-            </w:pPr>
-            <w:r>
-              <w:rPr>
-                <w:rFonts w:ascii="Times New Roman" w:hAnsi="Times New Roman" w:cs="Times New Roman"/>
-                <w:noProof/>
-                <w:sz w:val="20"/>
-                <w:szCs w:val="20"/>
-                <w:lang w:val="id-ID"/>
-              </w:rPr>
-              <w:drawing>
-                <wp:inline distT="0" distB="0" distL="0" distR="0" wp14:anchorId="3F5ABC16" wp14:editId="20619180">
-                  <wp:extent cx="1920071" cy="1440000"/>
-                  <wp:effectExtent l="0" t="0" r="4445" b="8255"/>
-                  <wp:docPr id="25" name="Picture 25" descr="A close-up of a microscope&#10;&#10;AI-generated content may be incorrect."/>
-                  <wp:cNvGraphicFramePr>
-                    <a:graphicFrameLocks xmlns:a="http://schemas.openxmlformats.org/drawingml/2006/main" noChangeAspect="1"/>
-                  </wp:cNvGraphicFramePr>
-                  <a:graphic xmlns:a="http://schemas.openxmlformats.org/drawingml/2006/main">
-                    <a:graphicData uri="http://schemas.openxmlformats.org/drawingml/2006/picture">
-                      <pic:pic xmlns:pic="http://schemas.openxmlformats.org/drawingml/2006/picture">
-                        <pic:nvPicPr>
-                          <pic:cNvPr id="25" name="Picture 25" descr="A close-up of a microscope&#10;&#10;AI-generated content may be incorrect."/>
                           <pic:cNvPicPr/>
                         </pic:nvPicPr>
                         <pic:blipFill>
@@ -22474,6 +22596,139 @@
             </w:r>
           </w:p>
         </w:tc>
+        <w:tc>
+          <w:tcPr>
+            <w:tcW w:w="3006" w:type="dxa"/>
+          </w:tcPr>
+          <w:p>
+            <w:pPr>
+              <w:rPr>
+                <w:rFonts w:ascii="Times New Roman" w:hAnsi="Times New Roman" w:cs="Times New Roman"/>
+                <w:noProof/>
+                <w:sz w:val="20"/>
+                <w:szCs w:val="20"/>
+                <w:lang w:val="id-ID"/>
+              </w:rPr>
+            </w:pPr>
+            <w:r>
+              <w:rPr>
+                <w:rFonts w:ascii="Times New Roman" w:hAnsi="Times New Roman" w:cs="Times New Roman"/>
+                <w:noProof/>
+                <w:sz w:val="20"/>
+                <w:szCs w:val="20"/>
+                <w:lang w:val="id-ID"/>
+              </w:rPr>
+              <w:drawing>
+                <wp:inline distT="0" distB="0" distL="0" distR="0" wp14:anchorId="5DE95BAB" wp14:editId="5A17AE12">
+                  <wp:extent cx="1920071" cy="1440000"/>
+                  <wp:effectExtent l="0" t="0" r="4445" b="8255"/>
+                  <wp:docPr id="24" name="Picture 24" descr="A close-up of red and green cells&#10;&#10;AI-generated content may be incorrect."/>
+                  <wp:cNvGraphicFramePr>
+                    <a:graphicFrameLocks xmlns:a="http://schemas.openxmlformats.org/drawingml/2006/main" noChangeAspect="1"/>
+                  </wp:cNvGraphicFramePr>
+                  <a:graphic xmlns:a="http://schemas.openxmlformats.org/drawingml/2006/main">
+                    <a:graphicData uri="http://schemas.openxmlformats.org/drawingml/2006/picture">
+                      <pic:pic xmlns:pic="http://schemas.openxmlformats.org/drawingml/2006/picture">
+                        <pic:nvPicPr>
+                          <pic:cNvPr id="24" name="Picture 24" descr="A close-up of red and green cells&#10;&#10;AI-generated content may be incorrect."/>
+                          <pic:cNvPicPr/>
+                        </pic:nvPicPr>
+                        <pic:blipFill>
+                          <a:blip r:embed="rId34" cstate="print">
+                            <a:extLst>
+                              <a:ext uri="{28A0092B-C50C-407E-A947-70E740481C1C}">
+                                <a14:useLocalDpi xmlns:a14="http://schemas.microsoft.com/office/drawing/2010/main" val="0"/>
+                              </a:ext>
+                            </a:extLst>
+                          </a:blip>
+                          <a:stretch>
+                            <a:fillRect/>
+                          </a:stretch>
+                        </pic:blipFill>
+                        <pic:spPr>
+                          <a:xfrm>
+                            <a:off x="0" y="0"/>
+                            <a:ext cx="1920071" cy="1440000"/>
+                          </a:xfrm>
+                          <a:prstGeom prst="rect">
+                            <a:avLst/>
+                          </a:prstGeom>
+                        </pic:spPr>
+                      </pic:pic>
+                    </a:graphicData>
+                  </a:graphic>
+                </wp:inline>
+              </w:drawing>
+            </w:r>
+          </w:p>
+        </w:tc>
+        <w:tc>
+          <w:tcPr>
+            <w:tcW w:w="3006" w:type="dxa"/>
+          </w:tcPr>
+          <w:p>
+            <w:pPr>
+              <w:keepNext/>
+              <w:rPr>
+                <w:rFonts w:ascii="Times New Roman" w:hAnsi="Times New Roman" w:cs="Times New Roman"/>
+                <w:noProof/>
+                <w:sz w:val="20"/>
+                <w:szCs w:val="20"/>
+                <w:lang w:val="id-ID"/>
+              </w:rPr>
+            </w:pPr>
+            <w:r>
+              <w:rPr>
+                <w:rFonts w:ascii="Times New Roman" w:hAnsi="Times New Roman" w:cs="Times New Roman"/>
+                <w:noProof/>
+                <w:sz w:val="20"/>
+                <w:szCs w:val="20"/>
+                <w:lang w:val="id-ID"/>
+              </w:rPr>
+              <w:drawing>
+                <wp:inline distT="0" distB="0" distL="0" distR="0" wp14:anchorId="3F5ABC16" wp14:editId="20619180">
+                  <wp:extent cx="1920071" cy="1440000"/>
+                  <wp:effectExtent l="0" t="0" r="4445" b="8255"/>
+                  <wp:docPr id="25" name="Picture 25" descr="A close-up of a microscope&#10;&#10;AI-generated content may be incorrect."/>
+                  <wp:cNvGraphicFramePr>
+                    <a:graphicFrameLocks xmlns:a="http://schemas.openxmlformats.org/drawingml/2006/main" noChangeAspect="1"/>
+                  </wp:cNvGraphicFramePr>
+                  <a:graphic xmlns:a="http://schemas.openxmlformats.org/drawingml/2006/main">
+                    <a:graphicData uri="http://schemas.openxmlformats.org/drawingml/2006/picture">
+                      <pic:pic xmlns:pic="http://schemas.openxmlformats.org/drawingml/2006/picture">
+                        <pic:nvPicPr>
+                          <pic:cNvPr id="25" name="Picture 25" descr="A close-up of a microscope&#10;&#10;AI-generated content may be incorrect."/>
+                          <pic:cNvPicPr/>
+                        </pic:nvPicPr>
+                        <pic:blipFill>
+                          <a:blip r:embed="rId35" cstate="print">
+                            <a:extLst>
+                              <a:ext uri="{28A0092B-C50C-407E-A947-70E740481C1C}">
+                                <a14:useLocalDpi xmlns:a14="http://schemas.microsoft.com/office/drawing/2010/main" val="0"/>
+                              </a:ext>
+                            </a:extLst>
+                          </a:blip>
+                          <a:stretch>
+                            <a:fillRect/>
+                          </a:stretch>
+                        </pic:blipFill>
+                        <pic:spPr>
+                          <a:xfrm>
+                            <a:off x="0" y="0"/>
+                            <a:ext cx="1920071" cy="1440000"/>
+                          </a:xfrm>
+                          <a:prstGeom prst="rect">
+                            <a:avLst/>
+                          </a:prstGeom>
+                        </pic:spPr>
+                      </pic:pic>
+                    </a:graphicData>
+                  </a:graphic>
+                </wp:inline>
+              </w:drawing>
+            </w:r>
+          </w:p>
+        </w:tc>
       </w:tr>
     </w:tbl>
     <w:p>
@@ -22489,7 +22744,7 @@
           <w:rPr>
             <w:noProof/>
           </w:rPr>
-          <w:t>7</w:t>
+          <w:t>8</w:t>
         </w:r>
       </w:fldSimple>
       <w:r>
@@ -22725,7 +22980,7 @@
                           <pic:cNvPicPr/>
                         </pic:nvPicPr>
                         <pic:blipFill>
-                          <a:blip r:embed="rId34" cstate="print">
+                          <a:blip r:embed="rId36" cstate="print">
                             <a:extLst>
                               <a:ext uri="{28A0092B-C50C-407E-A947-70E740481C1C}">
                                 <a14:useLocalDpi xmlns:a14="http://schemas.microsoft.com/office/drawing/2010/main" val="0"/>
@@ -22791,7 +23046,7 @@
                           <pic:cNvPicPr/>
                         </pic:nvPicPr>
                         <pic:blipFill>
-                          <a:blip r:embed="rId35" cstate="print">
+                          <a:blip r:embed="rId37" cstate="print">
                             <a:extLst>
                               <a:ext uri="{28A0092B-C50C-407E-A947-70E740481C1C}">
                                 <a14:useLocalDpi xmlns:a14="http://schemas.microsoft.com/office/drawing/2010/main" val="0"/>
@@ -22857,7 +23112,7 @@
                           <pic:cNvPicPr/>
                         </pic:nvPicPr>
                         <pic:blipFill>
-                          <a:blip r:embed="rId36" cstate="print">
+                          <a:blip r:embed="rId38" cstate="print">
                             <a:extLst>
                               <a:ext uri="{28A0092B-C50C-407E-A947-70E740481C1C}">
                                 <a14:useLocalDpi xmlns:a14="http://schemas.microsoft.com/office/drawing/2010/main" val="0"/>
@@ -22922,139 +23177,6 @@
                       <pic:pic xmlns:pic="http://schemas.openxmlformats.org/drawingml/2006/picture">
                         <pic:nvPicPr>
                           <pic:cNvPr id="26" name="Picture 26" descr="A close-up of red and green cells&#10;&#10;AI-generated content may be incorrect."/>
-                          <pic:cNvPicPr/>
-                        </pic:nvPicPr>
-                        <pic:blipFill>
-                          <a:blip r:embed="rId37" cstate="print">
-                            <a:extLst>
-                              <a:ext uri="{28A0092B-C50C-407E-A947-70E740481C1C}">
-                                <a14:useLocalDpi xmlns:a14="http://schemas.microsoft.com/office/drawing/2010/main" val="0"/>
-                              </a:ext>
-                            </a:extLst>
-                          </a:blip>
-                          <a:stretch>
-                            <a:fillRect/>
-                          </a:stretch>
-                        </pic:blipFill>
-                        <pic:spPr>
-                          <a:xfrm>
-                            <a:off x="0" y="0"/>
-                            <a:ext cx="1920071" cy="1440000"/>
-                          </a:xfrm>
-                          <a:prstGeom prst="rect">
-                            <a:avLst/>
-                          </a:prstGeom>
-                        </pic:spPr>
-                      </pic:pic>
-                    </a:graphicData>
-                  </a:graphic>
-                </wp:inline>
-              </w:drawing>
-            </w:r>
-          </w:p>
-        </w:tc>
-        <w:tc>
-          <w:tcPr>
-            <w:tcW w:w="3006" w:type="dxa"/>
-          </w:tcPr>
-          <w:p>
-            <w:pPr>
-              <w:rPr>
-                <w:rFonts w:ascii="Times New Roman" w:hAnsi="Times New Roman" w:cs="Times New Roman"/>
-                <w:noProof/>
-                <w:sz w:val="20"/>
-                <w:szCs w:val="20"/>
-                <w:lang w:val="id-ID"/>
-              </w:rPr>
-            </w:pPr>
-            <w:r>
-              <w:rPr>
-                <w:rFonts w:ascii="Times New Roman" w:hAnsi="Times New Roman" w:cs="Times New Roman"/>
-                <w:noProof/>
-                <w:sz w:val="20"/>
-                <w:szCs w:val="20"/>
-                <w:lang w:val="id-ID"/>
-              </w:rPr>
-              <w:drawing>
-                <wp:inline distT="0" distB="0" distL="0" distR="0" wp14:anchorId="31BA0F3A" wp14:editId="776FD52D">
-                  <wp:extent cx="1920071" cy="1440000"/>
-                  <wp:effectExtent l="0" t="0" r="4445" b="8255"/>
-                  <wp:docPr id="27" name="Picture 27" descr="A close-up of red blood cells&#10;&#10;AI-generated content may be incorrect."/>
-                  <wp:cNvGraphicFramePr>
-                    <a:graphicFrameLocks xmlns:a="http://schemas.openxmlformats.org/drawingml/2006/main" noChangeAspect="1"/>
-                  </wp:cNvGraphicFramePr>
-                  <a:graphic xmlns:a="http://schemas.openxmlformats.org/drawingml/2006/main">
-                    <a:graphicData uri="http://schemas.openxmlformats.org/drawingml/2006/picture">
-                      <pic:pic xmlns:pic="http://schemas.openxmlformats.org/drawingml/2006/picture">
-                        <pic:nvPicPr>
-                          <pic:cNvPr id="27" name="Picture 27" descr="A close-up of red blood cells&#10;&#10;AI-generated content may be incorrect."/>
-                          <pic:cNvPicPr/>
-                        </pic:nvPicPr>
-                        <pic:blipFill>
-                          <a:blip r:embed="rId38" cstate="print">
-                            <a:extLst>
-                              <a:ext uri="{28A0092B-C50C-407E-A947-70E740481C1C}">
-                                <a14:useLocalDpi xmlns:a14="http://schemas.microsoft.com/office/drawing/2010/main" val="0"/>
-                              </a:ext>
-                            </a:extLst>
-                          </a:blip>
-                          <a:stretch>
-                            <a:fillRect/>
-                          </a:stretch>
-                        </pic:blipFill>
-                        <pic:spPr>
-                          <a:xfrm>
-                            <a:off x="0" y="0"/>
-                            <a:ext cx="1920071" cy="1440000"/>
-                          </a:xfrm>
-                          <a:prstGeom prst="rect">
-                            <a:avLst/>
-                          </a:prstGeom>
-                        </pic:spPr>
-                      </pic:pic>
-                    </a:graphicData>
-                  </a:graphic>
-                </wp:inline>
-              </w:drawing>
-            </w:r>
-          </w:p>
-        </w:tc>
-        <w:tc>
-          <w:tcPr>
-            <w:tcW w:w="3006" w:type="dxa"/>
-          </w:tcPr>
-          <w:p>
-            <w:pPr>
-              <w:keepNext/>
-              <w:rPr>
-                <w:rFonts w:ascii="Times New Roman" w:hAnsi="Times New Roman" w:cs="Times New Roman"/>
-                <w:noProof/>
-                <w:sz w:val="20"/>
-                <w:szCs w:val="20"/>
-                <w:lang w:val="id-ID"/>
-              </w:rPr>
-            </w:pPr>
-            <w:r>
-              <w:rPr>
-                <w:rFonts w:ascii="Times New Roman" w:hAnsi="Times New Roman" w:cs="Times New Roman"/>
-                <w:noProof/>
-                <w:sz w:val="20"/>
-                <w:szCs w:val="20"/>
-                <w:lang w:val="id-ID"/>
-              </w:rPr>
-              <w:drawing>
-                <wp:inline distT="0" distB="0" distL="0" distR="0" wp14:anchorId="653F5144" wp14:editId="5701B454">
-                  <wp:extent cx="1920071" cy="1440000"/>
-                  <wp:effectExtent l="0" t="0" r="4445" b="8255"/>
-                  <wp:docPr id="28" name="Picture 28" descr="A close-up of a blood cell&#10;&#10;AI-generated content may be incorrect."/>
-                  <wp:cNvGraphicFramePr>
-                    <a:graphicFrameLocks xmlns:a="http://schemas.openxmlformats.org/drawingml/2006/main" noChangeAspect="1"/>
-                  </wp:cNvGraphicFramePr>
-                  <a:graphic xmlns:a="http://schemas.openxmlformats.org/drawingml/2006/main">
-                    <a:graphicData uri="http://schemas.openxmlformats.org/drawingml/2006/picture">
-                      <pic:pic xmlns:pic="http://schemas.openxmlformats.org/drawingml/2006/picture">
-                        <pic:nvPicPr>
-                          <pic:cNvPr id="28" name="Picture 28" descr="A close-up of a blood cell&#10;&#10;AI-generated content may be incorrect."/>
                           <pic:cNvPicPr/>
                         </pic:nvPicPr>
                         <pic:blipFill>
@@ -23086,6 +23208,139 @@
             </w:r>
           </w:p>
         </w:tc>
+        <w:tc>
+          <w:tcPr>
+            <w:tcW w:w="3006" w:type="dxa"/>
+          </w:tcPr>
+          <w:p>
+            <w:pPr>
+              <w:rPr>
+                <w:rFonts w:ascii="Times New Roman" w:hAnsi="Times New Roman" w:cs="Times New Roman"/>
+                <w:noProof/>
+                <w:sz w:val="20"/>
+                <w:szCs w:val="20"/>
+                <w:lang w:val="id-ID"/>
+              </w:rPr>
+            </w:pPr>
+            <w:r>
+              <w:rPr>
+                <w:rFonts w:ascii="Times New Roman" w:hAnsi="Times New Roman" w:cs="Times New Roman"/>
+                <w:noProof/>
+                <w:sz w:val="20"/>
+                <w:szCs w:val="20"/>
+                <w:lang w:val="id-ID"/>
+              </w:rPr>
+              <w:drawing>
+                <wp:inline distT="0" distB="0" distL="0" distR="0" wp14:anchorId="31BA0F3A" wp14:editId="776FD52D">
+                  <wp:extent cx="1920071" cy="1440000"/>
+                  <wp:effectExtent l="0" t="0" r="4445" b="8255"/>
+                  <wp:docPr id="27" name="Picture 27" descr="A close-up of red blood cells&#10;&#10;AI-generated content may be incorrect."/>
+                  <wp:cNvGraphicFramePr>
+                    <a:graphicFrameLocks xmlns:a="http://schemas.openxmlformats.org/drawingml/2006/main" noChangeAspect="1"/>
+                  </wp:cNvGraphicFramePr>
+                  <a:graphic xmlns:a="http://schemas.openxmlformats.org/drawingml/2006/main">
+                    <a:graphicData uri="http://schemas.openxmlformats.org/drawingml/2006/picture">
+                      <pic:pic xmlns:pic="http://schemas.openxmlformats.org/drawingml/2006/picture">
+                        <pic:nvPicPr>
+                          <pic:cNvPr id="27" name="Picture 27" descr="A close-up of red blood cells&#10;&#10;AI-generated content may be incorrect."/>
+                          <pic:cNvPicPr/>
+                        </pic:nvPicPr>
+                        <pic:blipFill>
+                          <a:blip r:embed="rId40" cstate="print">
+                            <a:extLst>
+                              <a:ext uri="{28A0092B-C50C-407E-A947-70E740481C1C}">
+                                <a14:useLocalDpi xmlns:a14="http://schemas.microsoft.com/office/drawing/2010/main" val="0"/>
+                              </a:ext>
+                            </a:extLst>
+                          </a:blip>
+                          <a:stretch>
+                            <a:fillRect/>
+                          </a:stretch>
+                        </pic:blipFill>
+                        <pic:spPr>
+                          <a:xfrm>
+                            <a:off x="0" y="0"/>
+                            <a:ext cx="1920071" cy="1440000"/>
+                          </a:xfrm>
+                          <a:prstGeom prst="rect">
+                            <a:avLst/>
+                          </a:prstGeom>
+                        </pic:spPr>
+                      </pic:pic>
+                    </a:graphicData>
+                  </a:graphic>
+                </wp:inline>
+              </w:drawing>
+            </w:r>
+          </w:p>
+        </w:tc>
+        <w:tc>
+          <w:tcPr>
+            <w:tcW w:w="3006" w:type="dxa"/>
+          </w:tcPr>
+          <w:p>
+            <w:pPr>
+              <w:keepNext/>
+              <w:rPr>
+                <w:rFonts w:ascii="Times New Roman" w:hAnsi="Times New Roman" w:cs="Times New Roman"/>
+                <w:noProof/>
+                <w:sz w:val="20"/>
+                <w:szCs w:val="20"/>
+                <w:lang w:val="id-ID"/>
+              </w:rPr>
+            </w:pPr>
+            <w:r>
+              <w:rPr>
+                <w:rFonts w:ascii="Times New Roman" w:hAnsi="Times New Roman" w:cs="Times New Roman"/>
+                <w:noProof/>
+                <w:sz w:val="20"/>
+                <w:szCs w:val="20"/>
+                <w:lang w:val="id-ID"/>
+              </w:rPr>
+              <w:drawing>
+                <wp:inline distT="0" distB="0" distL="0" distR="0" wp14:anchorId="653F5144" wp14:editId="5701B454">
+                  <wp:extent cx="1920071" cy="1440000"/>
+                  <wp:effectExtent l="0" t="0" r="4445" b="8255"/>
+                  <wp:docPr id="28" name="Picture 28" descr="A close-up of a blood cell&#10;&#10;AI-generated content may be incorrect."/>
+                  <wp:cNvGraphicFramePr>
+                    <a:graphicFrameLocks xmlns:a="http://schemas.openxmlformats.org/drawingml/2006/main" noChangeAspect="1"/>
+                  </wp:cNvGraphicFramePr>
+                  <a:graphic xmlns:a="http://schemas.openxmlformats.org/drawingml/2006/main">
+                    <a:graphicData uri="http://schemas.openxmlformats.org/drawingml/2006/picture">
+                      <pic:pic xmlns:pic="http://schemas.openxmlformats.org/drawingml/2006/picture">
+                        <pic:nvPicPr>
+                          <pic:cNvPr id="28" name="Picture 28" descr="A close-up of a blood cell&#10;&#10;AI-generated content may be incorrect."/>
+                          <pic:cNvPicPr/>
+                        </pic:nvPicPr>
+                        <pic:blipFill>
+                          <a:blip r:embed="rId41" cstate="print">
+                            <a:extLst>
+                              <a:ext uri="{28A0092B-C50C-407E-A947-70E740481C1C}">
+                                <a14:useLocalDpi xmlns:a14="http://schemas.microsoft.com/office/drawing/2010/main" val="0"/>
+                              </a:ext>
+                            </a:extLst>
+                          </a:blip>
+                          <a:stretch>
+                            <a:fillRect/>
+                          </a:stretch>
+                        </pic:blipFill>
+                        <pic:spPr>
+                          <a:xfrm>
+                            <a:off x="0" y="0"/>
+                            <a:ext cx="1920071" cy="1440000"/>
+                          </a:xfrm>
+                          <a:prstGeom prst="rect">
+                            <a:avLst/>
+                          </a:prstGeom>
+                        </pic:spPr>
+                      </pic:pic>
+                    </a:graphicData>
+                  </a:graphic>
+                </wp:inline>
+              </w:drawing>
+            </w:r>
+          </w:p>
+        </w:tc>
       </w:tr>
     </w:tbl>
     <w:p>
@@ -23101,7 +23356,7 @@
           <w:rPr>
             <w:noProof/>
           </w:rPr>
-          <w:t>8</w:t>
+          <w:t>9</w:t>
         </w:r>
       </w:fldSimple>
       <w:r>
@@ -23124,7 +23379,6 @@
           <w:noProof/>
           <w:lang w:val="id-ID"/>
         </w:rPr>
-        <w:lastRenderedPageBreak/>
         <w:t>Pola Kesalahan Klasifikasi Umum:</w:t>
       </w:r>
     </w:p>
@@ -23147,7 +23401,18 @@
           <w:szCs w:val="20"/>
           <w:lang w:val="id-ID"/>
         </w:rPr>
-        <w:t>Analisis pola kesalahan menunjukkan konsistensi tantangan klasifikasi serupa across datasets, terutama pada transisi antar tahap siklus hidup dengan morfologi overlap [21]. Pada IML Lifecycle, kebingungan utama terjadi antara Trophozoite dan Ring mencakup 21% dari total kesalahan karena trophozoite awal secara morfologi sangat mirip dengan ring tahap lanjut dengan perbedaan subtle pada ukuran cytoplasm dan nucleus, dimana dampak klinis relatif rendah [40] karena keduanya merupakan tahap aseksual awal yang memerlukan pendekatan pengobatan serupa dengan fokus pada schizonticidal agents. Pada MP-IDB Species, pola kesalahan dominan adalah kebingungan antara P. ovale dan P. vivax yang mencakup 14% dari sampel P. ovale karena kedua spesies menunjukkan karakteristik morfologi sangat mirip [26] termasuk sel darah merah membesar dan keberadaan Schuffner's dots, dimana dampak klinis lebih signifikan karena P. vivax dan P. ovale memiliki pola relapse berbeda dan memerlukan dosis primakuin berbeda [40] untuk eradikasi hypnozoites dalam liver.</w:t>
+        <w:t xml:space="preserve">Analisis pola kesalahan menunjukkan konsistensi tantangan klasifikasi serupa across datasets, terutama pada transisi antar tahap siklus hidup dengan morfologi overlap [21]. Pada IML Lifecycle, kebingungan utama terjadi </w:t>
+      </w:r>
+      <w:r>
+        <w:rPr>
+          <w:rFonts w:ascii="Times New Roman" w:hAnsi="Times New Roman" w:cs="Times New Roman"/>
+          <w:noProof/>
+          <w:sz w:val="20"/>
+          <w:szCs w:val="20"/>
+          <w:lang w:val="id-ID"/>
+        </w:rPr>
+        <w:lastRenderedPageBreak/>
+        <w:t>antara Trophozoite dan Ring mencakup 21% dari total kesalahan karena trophozoite awal secara morfologi sangat mirip dengan ring tahap lanjut dengan perbedaan subtle pada ukuran cytoplasm dan nucleus, dimana dampak klinis relatif rendah [40] karena keduanya merupakan tahap aseksual awal yang memerlukan pendekatan pengobatan serupa dengan fokus pada schizonticidal agents. Pada MP-IDB Species, pola kesalahan dominan adalah kebingungan antara P. ovale dan P. vivax yang mencakup 14% dari sampel P. ovale karena kedua spesies menunjukkan karakteristik morfologi sangat mirip [26] termasuk sel darah merah membesar dan keberadaan Schuffner's dots, dimana dampak klinis lebih signifikan karena P. vivax dan P. ovale memiliki pola relapse berbeda dan memerlukan dosis primakuin berbeda [40] untuk eradikasi hypnozoites dalam liver.</w:t>
       </w:r>
     </w:p>
     <w:p>
@@ -23359,7 +23624,6 @@
           <w:szCs w:val="20"/>
           <w:lang w:val="id-ID"/>
         </w:rPr>
-        <w:lastRenderedPageBreak/>
         <w:t>Model deteksi YOLO mencapai mAP@50 antara 91,86-96,61% pada semua dataset dengan latensi inferensi kurang dari 25 milidetik per gambar. Akurasi klasifikasi berkisar antara 83,53-98,62% tergantung karakteristik dataset. Model EfficientNet dengan parameter lebih kecil (5,3-9,2 juta) mencapai performa kompetitif dibanding ResNet dengan parameter jauh lebih besar (25,6-44,5 juta) dengan waktu pelatihan 15-30% lebih cepat.</w:t>
       </w:r>
     </w:p>
@@ -23382,6 +23646,7 @@
           <w:szCs w:val="20"/>
           <w:lang w:val="id-ID"/>
         </w:rPr>
+        <w:lastRenderedPageBreak/>
         <w:t>Focal Loss [9] dengan parameter alpha 0,25 dan gamma 2,0 dikombinasikan dengan pengambilan sampel berbobot berhasil meningkatkan recall kelas minoritas [23] dari sekitar 30% baseline menjadi 57-100%. Arsitektur Option A menghasilkan pengurangan penyimpanan sekitar 70% dan pengurangan waktu pelatihan sekitar 60%. Sistem divalidasi pada 4 dataset beragam (IML [1], MP-IDB [2], MD-2019 [3]) mendemonstrasikan ketahanan metodologi</w:t>
       </w:r>
       <w:r>
@@ -23918,7 +24183,7 @@
           <w:szCs w:val="20"/>
           <w:lang w:val="id-ID"/>
         </w:rPr>
-        <w:t xml:space="preserve">Kode sumber dan aset penelitian telah disiapkan untuk dipublikasikan secara terbuka di platform GitHub (https://github.com/akhiyarwaladi) untuk mendukung transparansi dan reproduksibilitas ilmiah. Repository saat ini berstatus private dan akan dipublikasikan secara terbuka setelah semua publikasi jurnal dan conference proceeding selesai dipublish untuk menjaga prioritas penelitian dan mencegah duplikasi hasil sebelum publikasi formal. Konten repository meliputi kode sumber lengkap dalam Python untuk seluruh pipeline deteksi YOLO dan klasifikasi CNN, bobot model terlatih untuk 3 model deteksi dan 6 model klasifikasi pada 4 dataset (total 36 </w:t>
+        <w:t xml:space="preserve">Kode sumber dan aset penelitian telah disiapkan untuk dipublikasikan secara terbuka di platform GitHub (https://github.com/akhiyarwaladi) untuk mendukung transparansi dan reproduksibilitas ilmiah. Repository saat ini berstatus private dan akan dipublikasikan secara terbuka setelah semua publikasi jurnal dan conference proceeding selesai dipublish untuk menjaga prioritas penelitian dan mencegah duplikasi hasil sebelum publikasi formal. Konten repository meliputi kode sumber lengkap dalam Python untuk seluruh pipeline deteksi YOLO dan klasifikasi CNN, bobot model terlatih untuk 3 model deteksi dan 6 model klasifikasi pada 4 dataset (total 36 kombinasi), dokumentasi teknis lengkap dalam format Markdown (README.md untuk panduan cepat, SETUP_GUIDE.md untuk instalasi, TROUBLESHOOTING.md untuk solusi masalah umum, ARCHITECTURE.md untuk struktur proyek detail), skrip persiapan dan preprocessing data untuk keempat dataset, serta alat evaluasi performa dan visualisasi hasil komprehensif. Repository disusun dengan struktur folder terorganisir dan dokumentasi jelas untuk memfasilitasi reproduksi eksperimen oleh peneliti lain setelah </w:t>
       </w:r>
       <w:r>
         <w:rPr>
@@ -23929,7 +24194,7 @@
           <w:lang w:val="id-ID"/>
         </w:rPr>
         <w:lastRenderedPageBreak/>
-        <w:t>kombinasi), dokumentasi teknis lengkap dalam format Markdown (README.md untuk panduan cepat, SETUP_GUIDE.md untuk instalasi, TROUBLESHOOTING.md untuk solusi masalah umum, ARCHITECTURE.md untuk struktur proyek detail), skrip persiapan dan preprocessing data untuk keempat dataset, serta alat evaluasi performa dan visualisasi hasil komprehensif. Repository disusun dengan struktur folder terorganisir dan dokumentasi jelas untuk memfasilitasi reproduksi eksperimen oleh peneliti lain setelah dipublikasikan. Publikasi terbuka repository direncanakan pada triwulan kedua 2026 setelah publikasi jurnal KINETIK selesai, sesuai dengan praktik standar publikasi ilmiah untuk melindungi keutuhan hasil penelitian.</w:t>
+        <w:t>dipublikasikan. Publikasi terbuka repository direncanakan pada triwulan kedua 2026 setelah publikasi jurnal KINETIK selesai, sesuai dengan praktik standar publikasi ilmiah untuk melindungi keutuhan hasil penelitian.</w:t>
       </w:r>
     </w:p>
     <w:p>
@@ -26046,18 +26311,7 @@
           <w:szCs w:val="20"/>
           <w:lang w:val="id-ID"/>
         </w:rPr>
-        <w:t xml:space="preserve">Penelitian memanfaatkan tiga sumber dataset publik yang tersedia secara terbuka untuk riset akademik. Dataset pertama adalah IML Malaria Lifecycle Dataset yang tersedia di repository GitHub dengan lisensi akses terbuka, memberikan kontribusi 313 gambar dengan anotasi siklus hidup parasit mencakup empat tahapan utama. Dataset kedua adalah MP-IDB atau Malaria Parasite Image Database yang tersedia di platform Kaggle dengan lisensi CC BY 4.0, memberikan kontribusi 418 gambar dengan anotasi lengkap untuk empat spesies Plasmodium dan tahapan siklus hidup. Dataset ketiga adalah MD-2019 Mendeley Dataset yang dipublikasikan di Mendeley Data dengan </w:t>
-      </w:r>
-      <w:r>
-        <w:rPr>
-          <w:rFonts w:ascii="Times New Roman" w:hAnsi="Times New Roman" w:cs="Times New Roman"/>
-          <w:noProof/>
-          <w:sz w:val="20"/>
-          <w:szCs w:val="20"/>
-          <w:lang w:val="id-ID"/>
-        </w:rPr>
-        <w:lastRenderedPageBreak/>
-        <w:t>lisensi CC BY 4.0, memberikan kontribusi 813 gambar dengan anotasi tiga tahapan siklus hidup. Seluruh dataset digunakan dengan kutipan tepat dan kepatuhan penuh terhadap persyaratan lisensi masing-masing, memastikan integritas ilmiah dan penghargaan terhadap kontributor data asli.</w:t>
+        <w:t>Penelitian memanfaatkan tiga sumber dataset publik yang tersedia secara terbuka untuk riset akademik. Dataset pertama adalah IML Malaria Lifecycle Dataset yang tersedia di repository GitHub dengan lisensi akses terbuka, memberikan kontribusi 313 gambar dengan anotasi siklus hidup parasit mencakup empat tahapan utama. Dataset kedua adalah MP-IDB atau Malaria Parasite Image Database yang tersedia di platform Kaggle dengan lisensi CC BY 4.0, memberikan kontribusi 418 gambar dengan anotasi lengkap untuk empat spesies Plasmodium dan tahapan siklus hidup. Dataset ketiga adalah MD-2019 Mendeley Dataset yang dipublikasikan di Mendeley Data dengan lisensi CC BY 4.0, memberikan kontribusi 813 gambar dengan anotasi tiga tahapan siklus hidup. Seluruh dataset digunakan dengan kutipan tepat dan kepatuhan penuh terhadap persyaratan lisensi masing-masing, memastikan integritas ilmiah dan penghargaan terhadap kontributor data asli.</w:t>
       </w:r>
     </w:p>
     <w:p>
@@ -26073,6 +26327,7 @@
           <w:noProof/>
           <w:lang w:val="id-ID"/>
         </w:rPr>
+        <w:lastRenderedPageBreak/>
         <w:t>E.3 Catatan Mengenai Validasi Klinis</w:t>
       </w:r>
     </w:p>
@@ -26358,18 +26613,7 @@
           <w:szCs w:val="20"/>
           <w:lang w:val="id-ID"/>
         </w:rPr>
-        <w:t xml:space="preserve">Kendala kedua yang equally challenging adalah ketidakseimbangan kelas ekstrem [36] dengan rasio hingga 54:1 pada dataset MP-IDB Stages antara kelas Ring dominan (259 sampel) dan kelas Gametocyte ultra-minority (hanya 5 sampel), dimana fungsi kerugian cross-entropy standar yang digunakan secara default oleh kebanyakan framework akan severely biased terhadap kelas mayoritas dan mengakibatkan kelas minoritas hanya mencapai recall di bawah 50% pada eksperimen baseline awal bahkan bisa turun hingga mendekati nol untuk kelas ultra-minority. Pendekatan multi-pronged yang diterapkan meliputi penggantian loss function dari cross-entropy ke Focal Loss [9] dengan carefully tuned parameters alpha=0,25 dan gamma=2,0 yang memberikan penalty lebih besar untuk easy examples (kelas mayoritas abundant) dan fokus learning pada hard examples (kelas minoritas rare), implementasi weighted random sampling pada DataLoader PyTorch untuk memastikan setiap batch berisi sampel relatif seimbang antar kelas sehingga model tidak overwhelmed oleh kelas mayoritas, oversampling agresif dengan rasio 3:1 untuk kelas minoritas yang effectively melipatgandakan exposure mereka selama training, </w:t>
-      </w:r>
-      <w:r>
-        <w:rPr>
-          <w:rFonts w:ascii="Times New Roman" w:hAnsi="Times New Roman" w:cs="Times New Roman"/>
-          <w:noProof/>
-          <w:sz w:val="20"/>
-          <w:szCs w:val="20"/>
-          <w:lang w:val="id-ID"/>
-        </w:rPr>
-        <w:lastRenderedPageBreak/>
-        <w:t>dan penggunaan balanced accuracy sebagai metrik evaluasi utama alih-alih akurasi standar yang misleading pada dataset imbalanced karena model bisa mencapai akurasi tinggi hanya dengan memprediksi kelas mayoritas untuk semua sampel.</w:t>
+        <w:t>Kendala kedua yang equally challenging adalah ketidakseimbangan kelas ekstrem [36] dengan rasio hingga 54:1 pada dataset MP-IDB Stages antara kelas Ring dominan (259 sampel) dan kelas Gametocyte ultra-minority (hanya 5 sampel), dimana fungsi kerugian cross-entropy standar yang digunakan secara default oleh kebanyakan framework akan severely biased terhadap kelas mayoritas dan mengakibatkan kelas minoritas hanya mencapai recall di bawah 50% pada eksperimen baseline awal bahkan bisa turun hingga mendekati nol untuk kelas ultra-minority. Pendekatan multi-pronged yang diterapkan meliputi penggantian loss function dari cross-entropy ke Focal Loss [9] dengan carefully tuned parameters alpha=0,25 dan gamma=2,0 yang memberikan penalty lebih besar untuk easy examples (kelas mayoritas abundant) dan fokus learning pada hard examples (kelas minoritas rare), implementasi weighted random sampling pada DataLoader PyTorch untuk memastikan setiap batch berisi sampel relatif seimbang antar kelas sehingga model tidak overwhelmed oleh kelas mayoritas, oversampling agresif dengan rasio 3:1 untuk kelas minoritas yang effectively melipatgandakan exposure mereka selama training, dan penggunaan balanced accuracy sebagai metrik evaluasi utama alih-alih akurasi standar yang misleading pada dataset imbalanced karena model bisa mencapai akurasi tinggi hanya dengan memprediksi kelas mayoritas untuk semua sampel.</w:t>
       </w:r>
     </w:p>
     <w:p>
@@ -26391,6 +26635,7 @@
           <w:szCs w:val="20"/>
           <w:lang w:val="id-ID"/>
         </w:rPr>
+        <w:lastRenderedPageBreak/>
         <w:t>Hasil implementasi strategi multi-faceted ini sangat encouraging dan clinically significant, dimana recall kelas minoritas meningkat drastis dari baseline ~30% yang unacceptable menjadi rentang 57-100% dengan mayoritas kelas mencapai di atas 80% yang clinically useful untuk mendukung decision making, balanced accuracy meningkat substantial sebesar 15-20 poin persentase mengindikasikan improvement seimbang across all classes bukan hanya pada kelas mayoritas, dan sistem berhasil mencapai skor F1 di atas 75% threshold clinically acceptable pada sebagian besar kelas minoritas meskipun jumlah training samples sangat terbatas, mendemonstrasikan bahwa dengan careful engineering dan algorithm selection, deep learning dapat effective bahkan pada extremely imbalanced small-scale medical datasets yang challenging.</w:t>
       </w:r>
     </w:p>
@@ -26609,8 +26854,18 @@
           <w:szCs w:val="20"/>
           <w:lang w:val="id-ID"/>
         </w:rPr>
+        <w:t xml:space="preserve">Penelitian saat ini diposisikan sebagai bukti konsep teknis dan riset metodologi, bukan sebagai produk medis siap pakai. Sistem yang dikembangkan ditujukan untuk tujuan penelitian dan demonstrasi kemampuan teknis pembelajaran mendalam pada deteksi malaria. Dokumentasi disusun dengan mempertimbangkan praktik terbaik untuk transparansi dan reproduksibilitas ilmiah. Jalur menuju deployment klinis yang memenuhi standar regulasi </w:t>
+      </w:r>
+      <w:r>
+        <w:rPr>
+          <w:rFonts w:ascii="Times New Roman" w:hAnsi="Times New Roman" w:cs="Times New Roman"/>
+          <w:noProof/>
+          <w:sz w:val="20"/>
+          <w:szCs w:val="20"/>
+          <w:lang w:val="id-ID"/>
+        </w:rPr>
         <w:lastRenderedPageBreak/>
-        <w:t>Penelitian saat ini diposisikan sebagai bukti konsep teknis dan riset metodologi, bukan sebagai produk medis siap pakai. Sistem yang dikembangkan ditujukan untuk tujuan penelitian dan demonstrasi kemampuan teknis pembelajaran mendalam pada deteksi malaria. Dokumentasi disusun dengan mempertimbangkan praktik terbaik untuk transparansi dan reproduksibilitas ilmiah. Jalur menuju deployment klinis yang memenuhi standar regulasi akan memerlukan penelitian lanjutan dengan cakupan jauh lebih luas, termasuk uji klinis multi-pusat dan kolaborasi dengan ahli regulasi medis.</w:t>
+        <w:t>akan memerlukan penelitian lanjutan dengan cakupan jauh lebih luas, termasuk uji klinis multi-pusat dan kolaborasi dengan ahli regulasi medis.</w:t>
       </w:r>
     </w:p>
     <w:p>
